--- a/docs/proyecto-de-grado/INVENTRA_Proyecto_de_Grado.docx
+++ b/docs/proyecto-de-grado/INVENTRA_Proyecto_de_Grado.docx
@@ -4073,10 +4073,7 @@
           <w:b/>
           <w:bCs/>
         </w:rPr>
-        <w:t xml:space="preserve">Alcance: </w:t>
-      </w:r>
-      <w:r>
-        <w:t>la solución comprende los módulos de autenticación, gestión de productos e inventario, registro de ventas, reportes y facturación, en versión web con adaptación móvil. No incluye integración contable completa ni nómina.</w:t>
+        <w:t>Alcance: la solución comprende ocho módulos funcionales —seguridad y acceso, suscripciones, inventario, ventas, reportes, multisede, facturación electrónica y auditoría y respaldo—, especificados en cuarenta y ocho requisitos funcionales, en versión web adaptable a dispositivos móviles. La facturación electrónica se demuestra en el ambiente de pruebas del proveedor tecnológico autorizado por la DIAN y corresponde al plan Pro. Quedan fuera del alcance de esta versión la venta en línea al consumidor final, la gestión contable completa y la integración con servicios de domicilios.</w:t>
       </w:r>
     </w:p>
     <w:p>
@@ -5158,7 +5155,7 @@
                 <w:sz w:val="22"/>
                 <w:szCs w:val="22"/>
               </w:rPr>
-              <w:t>Desde $59.900/mes</w:t>
+              <w:t>Básico $59.900/mes · Pro $109.900/mes</w:t>
             </w:r>
           </w:p>
         </w:tc>
@@ -5187,6 +5184,11 @@
         </w:tc>
       </w:tr>
     </w:tbl>
+    <w:p>
+      <w:r>
+        <w:t>El modelo de ingresos de INVENTRA se sustenta en dos planes de suscripción mensual y un servicio de puesta en marcha. El plan Básico, de $59.900 mensuales, cubre un usuario y una sede e incluye seguridad, inventario, ventas y reportes básicos. El plan Pro, de $109.900 mensuales, añade multiusuario, multisede, reportes avanzados y facturación electrónica. A ellos se suma un cobro único de $280.000 por la implementación y la capacitación inicial. La Tabla 1 compara el plan de entrada con el precio de entrada de cada competidor.</w:t>
+      </w:r>
+    </w:p>
     <w:p>
       <w:pPr>
         <w:spacing w:after="100"/>
@@ -7031,7 +7033,7 @@
         <w:jc w:val="both"/>
       </w:pPr>
       <w:r>
-        <w:t>Incorporar de forma progresiva la facturación electrónica y la integración con pasarelas de pago, según la normatividad vigente.</w:t>
+        <w:t>Llevar la facturación electrónica del ambiente de pruebas al ambiente de producción con el proveedor tecnológico autorizado, y evaluar la integración con pasarelas de pago para el recaudo automático de las suscripciones, conforme a la normatividad vigente.</w:t>
       </w:r>
     </w:p>
     <w:p>
@@ -7241,14 +7243,7 @@
           <w:b/>
           <w:bCs/>
         </w:rPr>
-        <w:t xml:space="preserve">Nota: </w:t>
-      </w:r>
-      <w:r>
-        <w:rPr>
-          <w:i/>
-          <w:iCs/>
-        </w:rPr>
-        <w:t>los artefactos técnicos (especificación de requisitos IEEE 830, modelo de datos, prototipo en Figma, código y manuales) se incorporarán como anexos en la etapa técnica del proyecto, conforme a los requerimientos del área de sistemas.</w:t>
+        <w:t>Nota: los artefactos técnicos (especificación de requisitos IEEE 830, modelo de datos, prototipo de interfaz, código y manuales) se incorporarán como anexos en la etapa técnica del proyecto, conforme a los requerimientos del área de sistemas.</w:t>
       </w:r>
     </w:p>
     <w:sectPr>

--- a/docs/proyecto-de-grado/INVENTRA_Proyecto_de_Grado.docx
+++ b/docs/proyecto-de-grado/INVENTRA_Proyecto_de_Grado.docx
@@ -63,7 +63,14 @@
           <w:b/>
           <w:bCs/>
         </w:rPr>
-        <w:t>CRISTIAN DARÍO MACÍAS ESPITIA</w:t>
+        <w:t>CRISTIAN DARÍO MACÍAS ESPITI</w:t>
+      </w:r>
+      <w:r>
+        <w:rPr>
+          <w:b/>
+          <w:bCs/>
+        </w:rPr>
+        <w:t>A</w:t>
       </w:r>
     </w:p>
     <w:p>
@@ -3811,7 +3818,7 @@
         <w:jc w:val="both"/>
       </w:pPr>
       <w:r>
-        <w:t>El presente proyecto propone el desarrollo de INVENTRA, una aplicación web para la gestión de inventarios y ventas dirigida a licoreras y tiendas de barrio del Valle de Aburrá. El problema abordado es la falta de un control confiable del inventario y de las ventas en estos micronegocios, que hoy registran sus operaciones de forma manual, lo que ocasiona descuadres de caja, pérdidas por robo hormiga, productos vencidos y decisiones de compra poco informadas. La solución se desarrolla bajo el marco ágil Scrum, con levantamiento de requisitos según el estándar IEEE 830, diseño de base de datos relacional y una arquitectura web cliente–servidor. Metodológicamente, la investigación es de tipo aplicada con enfoque cualitativo, apoyada en la observación directa de los procesos y en la consulta informal a comerciantes del sector. Como resultado se obtiene una solución informática funcional y un modelo de negocio financieramente viable, con un valor presente neto positivo y una tasa interna de retorno superior a la tasa de descuento. El proyecto contribuye a la digitalización de las MiPymes, que representan cerca del 98 % del tejido empresarial colombiano y generan alrededor del 80 % del empleo.</w:t>
+        <w:t>El presente proyecto propone el desarrollo de INVENTRA, una aplicación web para la gestión de inventarios y ventas dirigida a licoreras y tiendas de barrio del Valle de Aburrá. El problema abordado es la falta de un control confiable del inventario y de las ventas en estos micronegocios, que hoy registran sus operaciones de forma manual, lo que ocasiona descuadres de caja, pérdidas por robo hormiga, productos vencidos y decisiones de compra poco informadas. La solución se desarrolla bajo el marco ágil Scrum, con levantamiento de requisitos según el estándar IEEE 830, diseño de base de datos relacional y una arquitectura web cliente–servidor. Metodológicamente, la investigación es de tipo aplicada con enfoque cualitativo, apoyada en la observación directa de los procesos y en la consulta informal a comerciantes del sector. Como resultado se obtiene una solución informática funcional y un modelo de negocio financieramente viable, con un valor presente neto positivo y una tasa interna de retorno superior a la tasa de descuento. El proyecto contribuye a la digitalización de las MiPymes, que representan cerca del 98 % del tejido empresarial colombiano y generan alrededor del 80 % del empleo (CONFECÁMARAS, 2025; DANE, 2025).</w:t>
       </w:r>
     </w:p>
     <w:p>
@@ -3918,7 +3925,7 @@
         <w:jc w:val="both"/>
       </w:pPr>
       <w:r>
-        <w:t>La transformación digital de los micronegocios constituye uno de los principales retos de la economía colombiana. Las micro, pequeñas y medianas empresas (MiPymes) representan cerca del 98 % de las empresas del país y generan alrededor del 80 % del empleo; sin embargo, una proporción importante de ellas continúa operando con herramientas básicas y registros manuales, lo que limita su productividad y su permanencia en el mercado.</w:t>
+        <w:t>La transformación digital de los micronegocios constituye uno de los principales retos de la economía colombiana. Las micro, pequeñas y medianas empresas (MiPymes) representan cerca del 98 % de las empresas del país y generan alrededor del 80 % del empleo (CONFECÁMARAS, 2025; DANE, 2025); sin embargo, una proporción importante de ellas continúa operando con herramientas básicas y registros manuales, lo que limita su productividad y su permanencia en el mercado.</w:t>
       </w:r>
     </w:p>
     <w:p>
@@ -4138,7 +4145,7 @@
         <w:jc w:val="both"/>
       </w:pPr>
       <w:r>
-        <w:t>De mantenerse esta situación, el pronóstico es una pérdida sostenida de recursos, una baja competitividad frente a establecimientos tecnificados y un mayor riesgo de cierre, coherente con las altas tasas de mortalidad empresarial que enfrentan las MiPymes en sus primeros cinco años.</w:t>
+        <w:t>De mantenerse esta situación, el pronóstico es una pérdida sostenida de recursos, una baja competitividad frente a establecimientos tecnificados y un mayor riesgo de cierre, coherente con las altas tasas de mortalidad empresarial que enfrentan las MiPymes en sus primeros cinco años (CONFECÁMARAS, 2025).</w:t>
       </w:r>
     </w:p>
     <w:p>
@@ -4353,7 +4360,7 @@
         <w:jc w:val="both"/>
       </w:pPr>
       <w:r>
-        <w:t>En lo práctico, INVENTRA ofrece a los micronegocios una herramienta accesible para reducir pérdidas, ordenar sus operaciones y tomar mejores decisiones. Su pertinencia es alta si se considera que las MiPymes representan cerca del 98 % de las empresas colombianas y generan alrededor del 80 % del empleo, y que buena parte de ellas se encuentra en etapas básicas de digitalización. Además, el proyecto genera empleo directo y constituye una iniciativa de emprendimiento con viabilidad financiera comprobada.</w:t>
+        <w:t>En lo práctico, INVENTRA ofrece a los micronegocios una herramienta accesible para reducir pérdidas, ordenar sus operaciones y tomar mejores decisiones. Su pertinencia es alta si se considera que las MiPymes representan cerca del 98 % de las empresas colombianas y generan alrededor del 80 % del empleo (CONFECÁMARAS, 2025; DANE, 2025), y que buena parte de ellas se encuentra en etapas básicas de digitalización. Además, el proyecto genera empleo directo y constituye una iniciativa de emprendimiento con viabilidad financiera comprobada.</w:t>
       </w:r>
     </w:p>
     <w:p>
@@ -4550,7 +4557,7 @@
         <w:jc w:val="both"/>
       </w:pPr>
       <w:r>
-        <w:t>La ingeniería de software es la disciplina que aplica principios de ingeniería al desarrollo de software de calidad de forma sistemática. Autores como Sommerville y Pressman describen el ciclo de vida del software —análisis, diseño, construcción, pruebas y mantenimiento— y modelos de proceso que van desde el modelo en cascada hasta los enfoques ágiles. Estos fundamentos orientan la construcción de INVENTRA.</w:t>
+        <w:t>La ingeniería de software es la disciplina que aplica principios de ingeniería al desarrollo de software de calidad de forma sistemática. Autores como Sommerville (2011) y Pressman (2010) describen el ciclo de vida del software —análisis, diseño, construcción, pruebas y mantenimiento— y modelos de proceso que van desde el modelo en cascada hasta los enfoques ágiles. Estos fundamentos orientan la construcción de INVENTRA.</w:t>
       </w:r>
     </w:p>
     <w:p>
@@ -4574,7 +4581,7 @@
         <w:jc w:val="both"/>
       </w:pPr>
       <w:r>
-        <w:t>Scrum es un marco de trabajo ágil formalizado por Ken Schwaber y Jeff Sutherland en la década de 1990 como respuesta a las limitaciones de los modelos tradicionales. Se basa en el empirismo y el pensamiento lean, y organiza el trabajo en ciclos cortos llamados sprints. Define roles (Product Owner, Scrum Master y equipo de desarrollo), artefactos (Product Backlog, Sprint Backlog e incremento) y eventos (planificación, revisión y retrospectiva). Su carácter iterativo e incremental permite adaptar el producto de forma continua, razón por la cual se adopta en este proyecto.</w:t>
+        <w:t>Scrum es un marco de trabajo ágil formalizado por Ken Schwaber y Jeff Sutherland en la década de 1990, cuya definición vigente se recoge en la Guía de Scrum (SCHWABER y SUTHERLAND, 2020) como respuesta a las limitaciones de los modelos tradicionales. Se basa en el empirismo y el pensamiento lean, y organiza el trabajo en ciclos cortos llamados sprints. Define roles (Product Owner, Scrum Master y equipo de desarrollo), artefactos (Product Backlog, Sprint Backlog e incremento) y eventos (planificación, revisión y retrospectiva). Su carácter iterativo e incremental permite adaptar el producto de forma continua, razón por la cual se adopta en este proyecto.</w:t>
       </w:r>
     </w:p>
     <w:p>
@@ -4598,7 +4605,7 @@
         <w:jc w:val="both"/>
       </w:pPr>
       <w:r>
-        <w:t>La gestión de inventarios estudia cómo mantener las existencias en niveles óptimos para satisfacer la demanda al menor costo. Conceptos como la rotación de inventario, el punto de reorden y el control de existencias permiten evitar tanto el sobrestock como los agotados. INVENTRA incorpora estos principios mediante alertas de stock y reportes de rotación.</w:t>
+        <w:t>La gestión de inventarios estudia cómo mantener las existencias en niveles óptimos para satisfacer la demanda al menor costo. Conceptos como la rotación de inventario, el punto de reorden y el control de existencias (CHASE y JACOBS, 2009) permiten evitar tanto el sobrestock como los agotados. INVENTRA incorpora estos principios mediante alertas de stock y reportes de rotación.</w:t>
       </w:r>
     </w:p>
     <w:p>
@@ -4649,7 +4656,11 @@
         <w:jc w:val="both"/>
       </w:pPr>
       <w:r>
-        <w:t>A continuación se precisan los conceptos técnicos de mayor uso en el proyecto. Un inventario es el conjunto de productos disponibles para la venta; un sistema POS es aquel que registra las ventas de un establecimiento; el modelo SaaS ofrece el software por suscripción a través de internet; las operaciones CRUD son las acciones básicas sobre los datos; una API REST es la interfaz que comunica cliente y servidor mediante HTTP; y el MER es la representación gráfica de la estructura de la base de datos. Estos conceptos articulan el desarrollo técnico y su documentación.</w:t>
+        <w:t xml:space="preserve">A continuación se precisan los conceptos técnicos de mayor uso en el proyecto. Un inventario es el conjunto de productos disponibles para la venta; un sistema POS es aquel que registra las ventas de un establecimiento; el modelo SaaS ofrece el software por suscripción a través de internet; las operaciones CRUD son las acciones básicas sobre los datos; una API REST es la interfaz que comunica cliente y servidor mediante HTTP; y el MER es la representación gráfica de la estructura </w:t>
+      </w:r>
+      <w:r>
+        <w:lastRenderedPageBreak/>
+        <w:t>de la base de datos. Estos conceptos articulan el desarrollo técnico y su documentación.</w:t>
       </w:r>
     </w:p>
     <w:p>
@@ -4666,7 +4677,6 @@
           <w:sz w:val="24"/>
           <w:szCs w:val="24"/>
         </w:rPr>
-        <w:lastRenderedPageBreak/>
         <w:t>6.3 MARCO HISTÓRICO</w:t>
       </w:r>
       <w:bookmarkEnd w:id="32"/>
@@ -5230,7 +5240,7 @@
         <w:jc w:val="both"/>
       </w:pPr>
       <w:r>
-        <w:t>La investigación es de tipo aplicada, pues busca resolver un problema concreto mediante el desarrollo de un producto de software. Su enfoque es cualitativo y su alcance descriptivo–proyectivo: describe la situación actual de los negocios y proyecta una solución tecnológica.</w:t>
+        <w:t>La investigación es de tipo aplicada, pues busca resolver un problema concreto mediante el desarrollo de un producto de software. Su enfoque es cualitativo y su alcance descriptivo–proyectivo, según la clasificación de HERNÁNDEZ SAMPIERI y otros (2014): describe la situación actual de los negocios y proyecta una solución tecnológica.</w:t>
       </w:r>
     </w:p>
     <w:p>
@@ -5310,6 +5320,667 @@
       </w:pPr>
       <w:r>
         <w:t>Fase de despliegue y documentación: puesta en marcha y elaboración de manuales.</w:t>
+      </w:r>
+    </w:p>
+    <w:p>
+      <w:r>
+        <w:t>La especificación de requisitos de software, elaborada bajo la norma IEEE 830, define cuarenta y ocho requisitos funcionales agrupados en ocho módulos. La Tabla 2 resume esa distribución y la función principal que cada módulo materializa.</w:t>
+      </w:r>
+    </w:p>
+    <w:tbl>
+      <w:tblPr>
+        <w:tblW w:w="9800" w:type="dxa"/>
+        <w:tblBorders>
+          <w:top w:val="single" w:sz="6" w:space="0" w:color="9CA3AF"/>
+          <w:left w:val="single" w:sz="6" w:space="0" w:color="9CA3AF"/>
+          <w:bottom w:val="single" w:sz="6" w:space="0" w:color="9CA3AF"/>
+          <w:right w:val="single" w:sz="6" w:space="0" w:color="9CA3AF"/>
+          <w:insideH w:val="single" w:sz="6" w:space="0" w:color="9CA3AF"/>
+          <w:insideV w:val="single" w:sz="6" w:space="0" w:color="9CA3AF"/>
+        </w:tblBorders>
+        <w:tblCellMar>
+          <w:left w:w="10" w:type="dxa"/>
+          <w:right w:w="10" w:type="dxa"/>
+        </w:tblCellMar>
+        <w:tblLook w:val="04A0" w:firstRow="1" w:lastRow="0" w:firstColumn="1" w:lastColumn="0" w:noHBand="0" w:noVBand="1"/>
+      </w:tblPr>
+      <w:tblGrid>
+        <w:gridCol w:w="2982"/>
+        <w:gridCol w:w="3693"/>
+        <w:gridCol w:w="3125"/>
+      </w:tblGrid>
+      <w:tr>
+        <w:trPr>
+          <w:tblHeader/>
+        </w:trPr>
+        <w:tc>
+          <w:tcPr>
+            <w:tcW w:w="2100" w:type="dxa"/>
+            <w:shd w:val="clear" w:color="auto" w:fill="1F3864"/>
+            <w:tcMar>
+              <w:top w:w="50" w:type="dxa"/>
+              <w:left w:w="80" w:type="dxa"/>
+              <w:bottom w:w="50" w:type="dxa"/>
+              <w:right w:w="80" w:type="dxa"/>
+            </w:tcMar>
+          </w:tcPr>
+          <w:p>
+            <w:r>
+              <w:rPr>
+                <w:b/>
+                <w:bCs/>
+                <w:color w:val="FFFFFF"/>
+                <w:sz w:val="22"/>
+                <w:szCs w:val="22"/>
+              </w:rPr>
+              <w:t>Módulo</w:t>
+            </w:r>
+          </w:p>
+        </w:tc>
+        <w:tc>
+          <w:tcPr>
+            <w:tcW w:w="2600" w:type="dxa"/>
+            <w:shd w:val="clear" w:color="auto" w:fill="1F3864"/>
+            <w:tcMar>
+              <w:top w:w="50" w:type="dxa"/>
+              <w:left w:w="80" w:type="dxa"/>
+              <w:bottom w:w="50" w:type="dxa"/>
+              <w:right w:w="80" w:type="dxa"/>
+            </w:tcMar>
+          </w:tcPr>
+          <w:p>
+            <w:r>
+              <w:rPr>
+                <w:b/>
+                <w:bCs/>
+                <w:color w:val="FFFFFF"/>
+                <w:sz w:val="22"/>
+                <w:szCs w:val="22"/>
+              </w:rPr>
+              <w:t>RF</w:t>
+            </w:r>
+          </w:p>
+        </w:tc>
+        <w:tc>
+          <w:tcPr>
+            <w:tcW w:w="2200" w:type="dxa"/>
+            <w:shd w:val="clear" w:color="auto" w:fill="1F3864"/>
+            <w:tcMar>
+              <w:top w:w="50" w:type="dxa"/>
+              <w:left w:w="80" w:type="dxa"/>
+              <w:bottom w:w="50" w:type="dxa"/>
+              <w:right w:w="80" w:type="dxa"/>
+            </w:tcMar>
+          </w:tcPr>
+          <w:p>
+            <w:r>
+              <w:rPr>
+                <w:b/>
+                <w:bCs/>
+                <w:color w:val="FFFFFF"/>
+                <w:sz w:val="22"/>
+                <w:szCs w:val="22"/>
+              </w:rPr>
+              <w:t>Función principal que materializa</w:t>
+            </w:r>
+          </w:p>
+        </w:tc>
+      </w:tr>
+      <w:tr>
+        <w:tc>
+          <w:tcPr>
+            <w:tcW w:w="2100" w:type="dxa"/>
+            <w:shd w:val="clear" w:color="auto" w:fill="FFFFFF"/>
+            <w:tcMar>
+              <w:top w:w="50" w:type="dxa"/>
+              <w:left w:w="80" w:type="dxa"/>
+              <w:bottom w:w="50" w:type="dxa"/>
+              <w:right w:w="80" w:type="dxa"/>
+            </w:tcMar>
+          </w:tcPr>
+          <w:p>
+            <w:r>
+              <w:rPr>
+                <w:sz w:val="22"/>
+                <w:szCs w:val="22"/>
+              </w:rPr>
+              <w:t>SEG · Seguridad y acceso</w:t>
+            </w:r>
+          </w:p>
+        </w:tc>
+        <w:tc>
+          <w:tcPr>
+            <w:tcW w:w="2600" w:type="dxa"/>
+            <w:shd w:val="clear" w:color="auto" w:fill="FFFFFF"/>
+            <w:tcMar>
+              <w:top w:w="50" w:type="dxa"/>
+              <w:left w:w="80" w:type="dxa"/>
+              <w:bottom w:w="50" w:type="dxa"/>
+              <w:right w:w="80" w:type="dxa"/>
+            </w:tcMar>
+          </w:tcPr>
+          <w:p>
+            <w:r>
+              <w:rPr>
+                <w:sz w:val="22"/>
+                <w:szCs w:val="22"/>
+              </w:rPr>
+              <w:t>7</w:t>
+            </w:r>
+          </w:p>
+        </w:tc>
+        <w:tc>
+          <w:tcPr>
+            <w:tcW w:w="2200" w:type="dxa"/>
+            <w:shd w:val="clear" w:color="auto" w:fill="FFFFFF"/>
+            <w:tcMar>
+              <w:top w:w="50" w:type="dxa"/>
+              <w:left w:w="80" w:type="dxa"/>
+              <w:bottom w:w="50" w:type="dxa"/>
+              <w:right w:w="80" w:type="dxa"/>
+            </w:tcMar>
+          </w:tcPr>
+          <w:p>
+            <w:r>
+              <w:rPr>
+                <w:sz w:val="22"/>
+                <w:szCs w:val="22"/>
+              </w:rPr>
+              <w:t>Registro del negocio, autenticación, roles y baja lógica de usuarios</w:t>
+            </w:r>
+          </w:p>
+        </w:tc>
+      </w:tr>
+      <w:tr>
+        <w:tc>
+          <w:tcPr>
+            <w:tcW w:w="2100" w:type="dxa"/>
+            <w:shd w:val="clear" w:color="auto" w:fill="F2F2F2"/>
+            <w:tcMar>
+              <w:top w:w="50" w:type="dxa"/>
+              <w:left w:w="80" w:type="dxa"/>
+              <w:bottom w:w="50" w:type="dxa"/>
+              <w:right w:w="80" w:type="dxa"/>
+            </w:tcMar>
+          </w:tcPr>
+          <w:p>
+            <w:r>
+              <w:rPr>
+                <w:sz w:val="22"/>
+                <w:szCs w:val="22"/>
+              </w:rPr>
+              <w:t>SUS · Suscripciones</w:t>
+            </w:r>
+          </w:p>
+        </w:tc>
+        <w:tc>
+          <w:tcPr>
+            <w:tcW w:w="2600" w:type="dxa"/>
+            <w:shd w:val="clear" w:color="auto" w:fill="F2F2F2"/>
+            <w:tcMar>
+              <w:top w:w="50" w:type="dxa"/>
+              <w:left w:w="80" w:type="dxa"/>
+              <w:bottom w:w="50" w:type="dxa"/>
+              <w:right w:w="80" w:type="dxa"/>
+            </w:tcMar>
+          </w:tcPr>
+          <w:p>
+            <w:r>
+              <w:rPr>
+                <w:sz w:val="22"/>
+                <w:szCs w:val="22"/>
+              </w:rPr>
+              <w:t>5</w:t>
+            </w:r>
+          </w:p>
+        </w:tc>
+        <w:tc>
+          <w:tcPr>
+            <w:tcW w:w="2200" w:type="dxa"/>
+            <w:shd w:val="clear" w:color="auto" w:fill="F2F2F2"/>
+            <w:tcMar>
+              <w:top w:w="50" w:type="dxa"/>
+              <w:left w:w="80" w:type="dxa"/>
+              <w:bottom w:w="50" w:type="dxa"/>
+              <w:right w:w="80" w:type="dxa"/>
+            </w:tcMar>
+          </w:tcPr>
+          <w:p>
+            <w:r>
+              <w:rPr>
+                <w:sz w:val="22"/>
+                <w:szCs w:val="22"/>
+              </w:rPr>
+              <w:t>Planes, estado de la suscripción y aislamiento de datos entre negocios</w:t>
+            </w:r>
+          </w:p>
+        </w:tc>
+      </w:tr>
+      <w:tr>
+        <w:tc>
+          <w:tcPr>
+            <w:tcW w:w="2100" w:type="dxa"/>
+            <w:shd w:val="clear" w:color="auto" w:fill="FFFFFF"/>
+            <w:tcMar>
+              <w:top w:w="50" w:type="dxa"/>
+              <w:left w:w="80" w:type="dxa"/>
+              <w:bottom w:w="50" w:type="dxa"/>
+              <w:right w:w="80" w:type="dxa"/>
+            </w:tcMar>
+          </w:tcPr>
+          <w:p>
+            <w:r>
+              <w:rPr>
+                <w:sz w:val="22"/>
+                <w:szCs w:val="22"/>
+              </w:rPr>
+              <w:t>INV · Inventario</w:t>
+            </w:r>
+          </w:p>
+        </w:tc>
+        <w:tc>
+          <w:tcPr>
+            <w:tcW w:w="2600" w:type="dxa"/>
+            <w:shd w:val="clear" w:color="auto" w:fill="FFFFFF"/>
+            <w:tcMar>
+              <w:top w:w="50" w:type="dxa"/>
+              <w:left w:w="80" w:type="dxa"/>
+              <w:bottom w:w="50" w:type="dxa"/>
+              <w:right w:w="80" w:type="dxa"/>
+            </w:tcMar>
+          </w:tcPr>
+          <w:p>
+            <w:r>
+              <w:rPr>
+                <w:sz w:val="22"/>
+                <w:szCs w:val="22"/>
+              </w:rPr>
+              <w:t>11</w:t>
+            </w:r>
+          </w:p>
+        </w:tc>
+        <w:tc>
+          <w:tcPr>
+            <w:tcW w:w="2200" w:type="dxa"/>
+            <w:shd w:val="clear" w:color="auto" w:fill="FFFFFF"/>
+            <w:tcMar>
+              <w:top w:w="50" w:type="dxa"/>
+              <w:left w:w="80" w:type="dxa"/>
+              <w:bottom w:w="50" w:type="dxa"/>
+              <w:right w:w="80" w:type="dxa"/>
+            </w:tcMar>
+          </w:tcPr>
+          <w:p>
+            <w:r>
+              <w:rPr>
+                <w:sz w:val="22"/>
+                <w:szCs w:val="22"/>
+              </w:rPr>
+              <w:t>Catálogo, entradas por lote, valoración PEPS, kardex y alertas</w:t>
+            </w:r>
+          </w:p>
+        </w:tc>
+      </w:tr>
+      <w:tr>
+        <w:tc>
+          <w:tcPr>
+            <w:tcW w:w="2100" w:type="dxa"/>
+            <w:shd w:val="clear" w:color="auto" w:fill="F2F2F2"/>
+            <w:tcMar>
+              <w:top w:w="50" w:type="dxa"/>
+              <w:left w:w="80" w:type="dxa"/>
+              <w:bottom w:w="50" w:type="dxa"/>
+              <w:right w:w="80" w:type="dxa"/>
+            </w:tcMar>
+          </w:tcPr>
+          <w:p>
+            <w:r>
+              <w:rPr>
+                <w:b/>
+                <w:bCs/>
+                <w:sz w:val="22"/>
+                <w:szCs w:val="22"/>
+              </w:rPr>
+              <w:t>VEN · Ventas</w:t>
+            </w:r>
+          </w:p>
+        </w:tc>
+        <w:tc>
+          <w:tcPr>
+            <w:tcW w:w="2600" w:type="dxa"/>
+            <w:shd w:val="clear" w:color="auto" w:fill="F2F2F2"/>
+            <w:tcMar>
+              <w:top w:w="50" w:type="dxa"/>
+              <w:left w:w="80" w:type="dxa"/>
+              <w:bottom w:w="50" w:type="dxa"/>
+              <w:right w:w="80" w:type="dxa"/>
+            </w:tcMar>
+          </w:tcPr>
+          <w:p>
+            <w:r>
+              <w:rPr>
+                <w:b/>
+                <w:bCs/>
+                <w:sz w:val="22"/>
+                <w:szCs w:val="22"/>
+              </w:rPr>
+              <w:t>6</w:t>
+            </w:r>
+          </w:p>
+        </w:tc>
+        <w:tc>
+          <w:tcPr>
+            <w:tcW w:w="2200" w:type="dxa"/>
+            <w:shd w:val="clear" w:color="auto" w:fill="F2F2F2"/>
+            <w:tcMar>
+              <w:top w:w="50" w:type="dxa"/>
+              <w:left w:w="80" w:type="dxa"/>
+              <w:bottom w:w="50" w:type="dxa"/>
+              <w:right w:w="80" w:type="dxa"/>
+            </w:tcMar>
+          </w:tcPr>
+          <w:p>
+            <w:r>
+              <w:rPr>
+                <w:b/>
+                <w:bCs/>
+                <w:sz w:val="22"/>
+                <w:szCs w:val="22"/>
+              </w:rPr>
+              <w:t>Punto de venta, medios de pago, anulación y cierre de caja</w:t>
+            </w:r>
+          </w:p>
+        </w:tc>
+      </w:tr>
+      <w:tr>
+        <w:tc>
+          <w:tcPr>
+            <w:tcW w:w="2100" w:type="dxa"/>
+            <w:shd w:val="clear" w:color="auto" w:fill="F2F2F2"/>
+            <w:tcMar>
+              <w:top w:w="50" w:type="dxa"/>
+              <w:left w:w="80" w:type="dxa"/>
+              <w:bottom w:w="50" w:type="dxa"/>
+              <w:right w:w="80" w:type="dxa"/>
+            </w:tcMar>
+          </w:tcPr>
+          <w:p>
+            <w:r>
+              <w:rPr>
+                <w:b/>
+                <w:bCs/>
+                <w:sz w:val="22"/>
+                <w:szCs w:val="22"/>
+              </w:rPr>
+              <w:t>REP · Reportes</w:t>
+            </w:r>
+          </w:p>
+        </w:tc>
+        <w:tc>
+          <w:tcPr>
+            <w:tcW w:w="2600" w:type="dxa"/>
+            <w:shd w:val="clear" w:color="auto" w:fill="F2F2F2"/>
+            <w:tcMar>
+              <w:top w:w="50" w:type="dxa"/>
+              <w:left w:w="80" w:type="dxa"/>
+              <w:bottom w:w="50" w:type="dxa"/>
+              <w:right w:w="80" w:type="dxa"/>
+            </w:tcMar>
+          </w:tcPr>
+          <w:p>
+            <w:r>
+              <w:rPr>
+                <w:b/>
+                <w:bCs/>
+                <w:sz w:val="22"/>
+                <w:szCs w:val="22"/>
+              </w:rPr>
+              <w:t>6</w:t>
+            </w:r>
+          </w:p>
+        </w:tc>
+        <w:tc>
+          <w:tcPr>
+            <w:tcW w:w="2200" w:type="dxa"/>
+            <w:shd w:val="clear" w:color="auto" w:fill="F2F2F2"/>
+            <w:tcMar>
+              <w:top w:w="50" w:type="dxa"/>
+              <w:left w:w="80" w:type="dxa"/>
+              <w:bottom w:w="50" w:type="dxa"/>
+              <w:right w:w="80" w:type="dxa"/>
+            </w:tcMar>
+          </w:tcPr>
+          <w:p>
+            <w:r>
+              <w:rPr>
+                <w:b/>
+                <w:bCs/>
+                <w:sz w:val="22"/>
+                <w:szCs w:val="22"/>
+              </w:rPr>
+              <w:t>Ventas por período, inventario valorizado, rotación y utilidad</w:t>
+            </w:r>
+          </w:p>
+        </w:tc>
+      </w:tr>
+      <w:tr>
+        <w:tc>
+          <w:tcPr>
+            <w:tcW w:w="2100" w:type="dxa"/>
+            <w:shd w:val="clear" w:color="auto" w:fill="F2F2F2"/>
+            <w:tcMar>
+              <w:top w:w="50" w:type="dxa"/>
+              <w:left w:w="80" w:type="dxa"/>
+              <w:bottom w:w="50" w:type="dxa"/>
+              <w:right w:w="80" w:type="dxa"/>
+            </w:tcMar>
+          </w:tcPr>
+          <w:p>
+            <w:r>
+              <w:rPr>
+                <w:b/>
+                <w:bCs/>
+                <w:sz w:val="22"/>
+                <w:szCs w:val="22"/>
+              </w:rPr>
+              <w:lastRenderedPageBreak/>
+              <w:t>SED · Multisede</w:t>
+            </w:r>
+          </w:p>
+        </w:tc>
+        <w:tc>
+          <w:tcPr>
+            <w:tcW w:w="2600" w:type="dxa"/>
+            <w:shd w:val="clear" w:color="auto" w:fill="F2F2F2"/>
+            <w:tcMar>
+              <w:top w:w="50" w:type="dxa"/>
+              <w:left w:w="80" w:type="dxa"/>
+              <w:bottom w:w="50" w:type="dxa"/>
+              <w:right w:w="80" w:type="dxa"/>
+            </w:tcMar>
+          </w:tcPr>
+          <w:p>
+            <w:r>
+              <w:rPr>
+                <w:b/>
+                <w:bCs/>
+                <w:sz w:val="22"/>
+                <w:szCs w:val="22"/>
+              </w:rPr>
+              <w:t>5</w:t>
+            </w:r>
+          </w:p>
+        </w:tc>
+        <w:tc>
+          <w:tcPr>
+            <w:tcW w:w="2200" w:type="dxa"/>
+            <w:shd w:val="clear" w:color="auto" w:fill="F2F2F2"/>
+            <w:tcMar>
+              <w:top w:w="50" w:type="dxa"/>
+              <w:left w:w="80" w:type="dxa"/>
+              <w:bottom w:w="50" w:type="dxa"/>
+              <w:right w:w="80" w:type="dxa"/>
+            </w:tcMar>
+          </w:tcPr>
+          <w:p>
+            <w:r>
+              <w:rPr>
+                <w:b/>
+                <w:bCs/>
+                <w:sz w:val="22"/>
+                <w:szCs w:val="22"/>
+              </w:rPr>
+              <w:t>Sedes con inventario independiente, asignación de usuarios y traslados</w:t>
+            </w:r>
+          </w:p>
+        </w:tc>
+      </w:tr>
+      <w:tr>
+        <w:tc>
+          <w:tcPr>
+            <w:tcW w:w="2100" w:type="dxa"/>
+            <w:shd w:val="clear" w:color="auto" w:fill="F2F2F2"/>
+            <w:tcMar>
+              <w:top w:w="50" w:type="dxa"/>
+              <w:left w:w="80" w:type="dxa"/>
+              <w:bottom w:w="50" w:type="dxa"/>
+              <w:right w:w="80" w:type="dxa"/>
+            </w:tcMar>
+          </w:tcPr>
+          <w:p>
+            <w:r>
+              <w:rPr>
+                <w:b/>
+                <w:bCs/>
+                <w:sz w:val="22"/>
+                <w:szCs w:val="22"/>
+              </w:rPr>
+              <w:t>FAC · Facturación electrónica</w:t>
+            </w:r>
+          </w:p>
+        </w:tc>
+        <w:tc>
+          <w:tcPr>
+            <w:tcW w:w="2600" w:type="dxa"/>
+            <w:shd w:val="clear" w:color="auto" w:fill="F2F2F2"/>
+            <w:tcMar>
+              <w:top w:w="50" w:type="dxa"/>
+              <w:left w:w="80" w:type="dxa"/>
+              <w:bottom w:w="50" w:type="dxa"/>
+              <w:right w:w="80" w:type="dxa"/>
+            </w:tcMar>
+          </w:tcPr>
+          <w:p>
+            <w:r>
+              <w:rPr>
+                <w:b/>
+                <w:bCs/>
+                <w:sz w:val="22"/>
+                <w:szCs w:val="22"/>
+              </w:rPr>
+              <w:t>4</w:t>
+            </w:r>
+          </w:p>
+        </w:tc>
+        <w:tc>
+          <w:tcPr>
+            <w:tcW w:w="2200" w:type="dxa"/>
+            <w:shd w:val="clear" w:color="auto" w:fill="F2F2F2"/>
+            <w:tcMar>
+              <w:top w:w="50" w:type="dxa"/>
+              <w:left w:w="80" w:type="dxa"/>
+              <w:bottom w:w="50" w:type="dxa"/>
+              <w:right w:w="80" w:type="dxa"/>
+            </w:tcMar>
+          </w:tcPr>
+          <w:p>
+            <w:r>
+              <w:rPr>
+                <w:b/>
+                <w:bCs/>
+                <w:sz w:val="22"/>
+                <w:szCs w:val="22"/>
+              </w:rPr>
+              <w:t>Datos fiscales, emisión ante la DIAN y notas crédito</w:t>
+            </w:r>
+          </w:p>
+        </w:tc>
+      </w:tr>
+      <w:tr>
+        <w:tc>
+          <w:tcPr>
+            <w:tcW w:w="2100" w:type="dxa"/>
+            <w:shd w:val="clear" w:color="auto" w:fill="F2F2F2"/>
+            <w:tcMar>
+              <w:top w:w="50" w:type="dxa"/>
+              <w:left w:w="80" w:type="dxa"/>
+              <w:bottom w:w="50" w:type="dxa"/>
+              <w:right w:w="80" w:type="dxa"/>
+            </w:tcMar>
+          </w:tcPr>
+          <w:p>
+            <w:r>
+              <w:rPr>
+                <w:b/>
+                <w:bCs/>
+                <w:sz w:val="22"/>
+                <w:szCs w:val="22"/>
+              </w:rPr>
+              <w:t>AUD · Auditoría y respaldo</w:t>
+            </w:r>
+          </w:p>
+        </w:tc>
+        <w:tc>
+          <w:tcPr>
+            <w:tcW w:w="2600" w:type="dxa"/>
+            <w:shd w:val="clear" w:color="auto" w:fill="F2F2F2"/>
+            <w:tcMar>
+              <w:top w:w="50" w:type="dxa"/>
+              <w:left w:w="80" w:type="dxa"/>
+              <w:bottom w:w="50" w:type="dxa"/>
+              <w:right w:w="80" w:type="dxa"/>
+            </w:tcMar>
+          </w:tcPr>
+          <w:p>
+            <w:r>
+              <w:rPr>
+                <w:b/>
+                <w:bCs/>
+                <w:sz w:val="22"/>
+                <w:szCs w:val="22"/>
+              </w:rPr>
+              <w:t>4</w:t>
+            </w:r>
+          </w:p>
+        </w:tc>
+        <w:tc>
+          <w:tcPr>
+            <w:tcW w:w="2200" w:type="dxa"/>
+            <w:shd w:val="clear" w:color="auto" w:fill="F2F2F2"/>
+            <w:tcMar>
+              <w:top w:w="50" w:type="dxa"/>
+              <w:left w:w="80" w:type="dxa"/>
+              <w:bottom w:w="50" w:type="dxa"/>
+              <w:right w:w="80" w:type="dxa"/>
+            </w:tcMar>
+          </w:tcPr>
+          <w:p>
+            <w:r>
+              <w:rPr>
+                <w:b/>
+                <w:bCs/>
+                <w:sz w:val="22"/>
+                <w:szCs w:val="22"/>
+              </w:rPr>
+              <w:t>Registro de acciones, consulta del log y copias de seguridad</w:t>
+            </w:r>
+          </w:p>
+        </w:tc>
+      </w:tr>
+    </w:tbl>
+    <w:p>
+      <w:r>
+        <w:t>Tabla 2. Requisitos funcionales principales del sistema. Fuente: del autor.</w:t>
       </w:r>
     </w:p>
     <w:p>
@@ -5401,7 +6072,7 @@
         <w:pageBreakBefore/>
         <w:spacing w:after="240"/>
       </w:pPr>
-      <w:bookmarkStart w:id="38" w:name="_Toc241339576"/>
+      <w:bookmarkStart w:id="38" w:name="_Toc241339577"/>
       <w:r>
         <w:rPr>
           <w:b/>
@@ -5411,65 +6082,9 @@
           <w:szCs w:val="28"/>
         </w:rPr>
         <w:lastRenderedPageBreak/>
-        <w:t>9. CONCLUSIONES</w:t>
+        <w:t>9. PRESUPUESTO</w:t>
       </w:r>
       <w:bookmarkEnd w:id="38"/>
-    </w:p>
-    <w:p>
-      <w:pPr>
-        <w:spacing w:after="160"/>
-        <w:jc w:val="both"/>
-      </w:pPr>
-      <w:r>
-        <w:t>El proyecto INVENTRA responde a una necesidad real y verificable de las licoreras y tiendas de barrio del Valle de Aburrá: el control confiable de su inventario y de sus ventas. El análisis del problema permitió identificar sus síntomas, causas y consecuencias, y formular una solución tecnológica pertinente.</w:t>
-      </w:r>
-    </w:p>
-    <w:p>
-      <w:pPr>
-        <w:spacing w:after="160"/>
-        <w:jc w:val="both"/>
-      </w:pPr>
-      <w:r>
-        <w:t>Desde el punto de vista técnico, se concluye que el marco ágil Scrum, la especificación de requisitos con IEEE 830, el diseño de una base de datos relacional y una arquitectura web cliente–servidor constituyen una base adecuada para construir la solución de forma ordenada, iterativa y verificable.</w:t>
-      </w:r>
-    </w:p>
-    <w:p>
-      <w:pPr>
-        <w:spacing w:after="160"/>
-        <w:jc w:val="both"/>
-      </w:pPr>
-      <w:r>
-        <w:t>Desde el punto de vista de negocio, el modelo financiero elaborado en el formato del Fondo Emprender demuestra la viabilidad de la iniciativa: con un valor solicitado de $72.100.000 y la generación de dos empleos directos, el proyecto arroja un valor presente neto positivo de aproximadamente $64,8 millones y una tasa interna de retorno cercana al 29,7 %, superior a la tasa de descuento del 14 %. Ello confirma que la iniciativa, además de técnicamente realizable, es económicamente sostenible.</w:t>
-      </w:r>
-    </w:p>
-    <w:p>
-      <w:pPr>
-        <w:spacing w:after="160"/>
-        <w:jc w:val="both"/>
-      </w:pPr>
-      <w:r>
-        <w:t>Finalmente, el proyecto contribuye a la transformación digital de las MiPymes colombianas y a la generación de empleo, en coherencia con los objetivos de la etapa productiva del programa de formación.</w:t>
-      </w:r>
-    </w:p>
-    <w:p>
-      <w:pPr>
-        <w:pStyle w:val="Ttulo1"/>
-        <w:pageBreakBefore/>
-        <w:spacing w:after="240"/>
-      </w:pPr>
-      <w:bookmarkStart w:id="39" w:name="_Toc241339577"/>
-      <w:r>
-        <w:rPr>
-          <w:b/>
-          <w:bCs/>
-          <w:color w:val="1F3864"/>
-          <w:sz w:val="28"/>
-          <w:szCs w:val="28"/>
-        </w:rPr>
-        <w:lastRenderedPageBreak/>
-        <w:t>PRESUPUESTO</w:t>
-      </w:r>
-      <w:bookmarkEnd w:id="39"/>
     </w:p>
     <w:p>
       <w:pPr>
@@ -6048,7 +6663,7 @@
         <w:pageBreakBefore/>
         <w:spacing w:after="240"/>
       </w:pPr>
-      <w:bookmarkStart w:id="40" w:name="_Toc241339578"/>
+      <w:bookmarkStart w:id="39" w:name="_Toc241339578"/>
       <w:r>
         <w:rPr>
           <w:b/>
@@ -6058,9 +6673,9 @@
           <w:szCs w:val="28"/>
         </w:rPr>
         <w:lastRenderedPageBreak/>
-        <w:t>CRONOGRAMA</w:t>
-      </w:r>
-      <w:bookmarkEnd w:id="40"/>
+        <w:t>10. CRONOGRAMA</w:t>
+      </w:r>
+      <w:bookmarkEnd w:id="39"/>
     </w:p>
     <w:p>
       <w:pPr>
@@ -6994,7 +7609,7 @@
         <w:pageBreakBefore/>
         <w:spacing w:after="240"/>
       </w:pPr>
-      <w:bookmarkStart w:id="41" w:name="_Toc241339579"/>
+      <w:bookmarkStart w:id="40" w:name="_Toc241339576"/>
       <w:r>
         <w:rPr>
           <w:b/>
@@ -7004,7 +7619,63 @@
           <w:szCs w:val="28"/>
         </w:rPr>
         <w:lastRenderedPageBreak/>
-        <w:t>RECOMENDACIONES</w:t>
+        <w:t>11. CONCLUSIONES</w:t>
+      </w:r>
+      <w:bookmarkEnd w:id="40"/>
+    </w:p>
+    <w:p>
+      <w:pPr>
+        <w:spacing w:after="160"/>
+        <w:jc w:val="both"/>
+      </w:pPr>
+      <w:r>
+        <w:t>El proyecto INVENTRA responde a una necesidad real y verificable de las licoreras y tiendas de barrio del Valle de Aburrá: el control confiable de su inventario y de sus ventas. El análisis del problema permitió identificar sus síntomas, causas y consecuencias, y formular una solución tecnológica pertinente.</w:t>
+      </w:r>
+    </w:p>
+    <w:p>
+      <w:pPr>
+        <w:spacing w:after="160"/>
+        <w:jc w:val="both"/>
+      </w:pPr>
+      <w:r>
+        <w:t>Desde el punto de vista técnico, se concluye que el marco ágil Scrum, la especificación de requisitos con IEEE 830, el diseño de una base de datos relacional y una arquitectura web cliente–servidor constituyen una base adecuada para construir la solución de forma ordenada, iterativa y verificable.</w:t>
+      </w:r>
+    </w:p>
+    <w:p>
+      <w:pPr>
+        <w:spacing w:after="160"/>
+        <w:jc w:val="both"/>
+      </w:pPr>
+      <w:r>
+        <w:t>Desde el punto de vista de negocio, el modelo financiero elaborado en el formato del Fondo Emprender respalda la viabilidad de la iniciativa: con un valor solicitado de $72.100.000 y la generación de dos empleos formales, el modelo arroja un valor presente neto positivo de aproximadamente $64,8 millones y una tasa interna de retorno cercana al 29,7 %, superior a la tasa de descuento del 14 % empleada. El detalle del cálculo consta en el Anexo A.</w:t>
+      </w:r>
+    </w:p>
+    <w:p>
+      <w:pPr>
+        <w:spacing w:after="160"/>
+        <w:jc w:val="both"/>
+      </w:pPr>
+      <w:r>
+        <w:t>Finalmente, el proyecto contribuye a la transformación digital de las MiPymes colombianas y a la generación de empleo, en coherencia con los objetivos de la etapa productiva del programa de formación.</w:t>
+      </w:r>
+    </w:p>
+    <w:p>
+      <w:pPr>
+        <w:pStyle w:val="Ttulo1"/>
+        <w:pageBreakBefore/>
+        <w:spacing w:after="240"/>
+      </w:pPr>
+      <w:bookmarkStart w:id="41" w:name="_Toc241339579"/>
+      <w:r>
+        <w:rPr>
+          <w:b/>
+          <w:bCs/>
+          <w:color w:val="1F3864"/>
+          <w:sz w:val="28"/>
+          <w:szCs w:val="28"/>
+        </w:rPr>
+        <w:lastRenderedPageBreak/>
+        <w:t>12. RECOMENDACIONES</w:t>
       </w:r>
       <w:bookmarkEnd w:id="41"/>
     </w:p>
@@ -7091,7 +7762,7 @@
         <w:jc w:val="both"/>
       </w:pPr>
       <w:r>
-        <w:t>CHASE, Richard B. y JACOBS, F. Robert. Administración de operaciones: producción y cadena de suministros. 13 ed. México: McGraw-Hill, 2014.</w:t>
+        <w:t>CHASE, Richard B. y JACOBS, F. Robert. Administración de operaciones: producción y cadena de suministros. 13 ed. México: McGraw-Hill, 2009.</w:t>
       </w:r>
     </w:p>
     <w:p>
@@ -7111,7 +7782,13 @@
         <w:jc w:val="both"/>
       </w:pPr>
       <w:r>
-        <w:t>PRESSMAN, Roger S. Ingeniería del software: un enfoque práctico. 7 ed. México: McGraw-Hill, 2010.</w:t>
+        <w:rPr>
+          <w:lang w:val="en-US"/>
+        </w:rPr>
+        <w:t xml:space="preserve">INSTITUTE OF ELECTRICAL AND ELECTRONICS ENGINEERS. IEEE Recommended Practice for Software Requirements Specifications (IEEE 830-1998). </w:t>
+      </w:r>
+      <w:r>
+        <w:t>Nueva York: IEEE, 1998.</w:t>
       </w:r>
     </w:p>
     <w:p>
@@ -7121,7 +7798,7 @@
         <w:jc w:val="both"/>
       </w:pPr>
       <w:r>
-        <w:t>SCHWABER, Ken y SUTHERLAND, Jeff. La Guía de Scrum: las reglas del juego. 2020.</w:t>
+        <w:t>PRESSMAN, Roger S. Ingeniería del software: un enfoque práctico. 7 ed. México: McGraw-Hill, 2010.</w:t>
       </w:r>
     </w:p>
     <w:p>
@@ -7131,7 +7808,13 @@
         <w:jc w:val="both"/>
       </w:pPr>
       <w:r>
-        <w:t>SOMMERVILLE, Ian. Ingeniería de software. 10 ed. México: Pearson Educación, 2011.</w:t>
+        <w:rPr>
+          <w:lang w:val="en-US"/>
+        </w:rPr>
+        <w:t xml:space="preserve">SCHWABER, Ken y SUTHERLAND, Jeff. </w:t>
+      </w:r>
+      <w:r>
+        <w:t>La Guía de Scrum: las reglas del juego. Noviembre de 2020. Disponible en: https://scrumguides.org/ [consultado el 27 de septiembre de 2026].</w:t>
       </w:r>
     </w:p>
     <w:p>
@@ -7141,7 +7824,7 @@
         <w:jc w:val="both"/>
       </w:pPr>
       <w:r>
-        <w:t>INSTITUTE OF ELECTRICAL AND ELECTRONICS ENGINEERS. IEEE Recommended Practice for Software Requirements Specifications (IEEE 830-1998). Nueva York: IEEE, 1998.</w:t>
+        <w:t>SOMMERVILLE, Ian. Ingeniería de software. 10 ed. México: Pearson Educación, 2011.</w:t>
       </w:r>
     </w:p>
     <w:p>
@@ -7171,7 +7854,7 @@
         <w:jc w:val="both"/>
       </w:pPr>
       <w:r>
-        <w:t>CONFECÁMARAS. Dinámica de creación de empresas en Colombia. [En línea]. 2025. Disponible en: https://confecamaras.org.co</w:t>
+        <w:t>ALEGRA. Software POS para licorerías. [En línea]. 2026. Disponible en: https://www.alegra.com/colombia/pos/licorerias/ [consultado el 12 de septiembre de 2026].</w:t>
       </w:r>
     </w:p>
     <w:p>
@@ -7181,7 +7864,7 @@
         <w:jc w:val="both"/>
       </w:pPr>
       <w:r>
-        <w:t>DANE. Micronegocios. [En línea]. 2025. Disponible en: https://www.dane.gov.co</w:t>
+        <w:t>CONFECÁMARAS. Dinámica de creación de empresas en Colombia. [En línea]. 2025. Disponible en: https://confecamaras.org.co [consultado el 18 de julio de 2026].</w:t>
       </w:r>
     </w:p>
     <w:p>
@@ -7191,7 +7874,7 @@
         <w:jc w:val="both"/>
       </w:pPr>
       <w:r>
-        <w:t>ALEGRA. Software POS para licorerías. [En línea]. 2026. Disponible en: https://www.alegra.com/colombia/pos/licorerias/</w:t>
+        <w:t>DANE. Micronegocios. [En línea]. 2025. Disponible en: https://www.dane.gov.co [consultado el 18 de julio de 2026].</w:t>
       </w:r>
     </w:p>
     <w:p>
@@ -7201,7 +7884,17 @@
         <w:jc w:val="both"/>
       </w:pPr>
       <w:r>
-        <w:t>SIIGO. Sistema POS Siigo. [En línea]. 2026. Disponible en: https://www.siigo.com/sistema-pos/</w:t>
+        <w:t>LOYVERSE. Loyverse POS: punto de venta gratuito. [En línea]. 2026. Disponible en: https://loyverse.com/es [consultado el 12 de septiembre de 2026].</w:t>
+      </w:r>
+    </w:p>
+    <w:p>
+      <w:pPr>
+        <w:spacing w:after="120"/>
+        <w:ind w:left="567" w:hanging="567"/>
+        <w:jc w:val="both"/>
+      </w:pPr>
+      <w:r>
+        <w:t>SIIGO. Sistema POS Siigo. [En línea]. 2026. Disponible en: https://www.siigo.com/sistema-pos/ [consultado el 12 de septiembre de 2026].</w:t>
       </w:r>
     </w:p>
     <w:p>

--- a/docs/proyecto-de-grado/INVENTRA_Proyecto_de_Grado.docx
+++ b/docs/proyecto-de-grado/INVENTRA_Proyecto_de_Grado.docx
@@ -3773,7 +3773,10 @@
         <w:t xml:space="preserve">SCRUM: </w:t>
       </w:r>
       <w:r>
-        <w:t>Marco de trabajo ágil para el desarrollo iterativo e incremental de productos.</w:t>
+        <w:t>Marco de trabajo ágil para el desarrollo iterativo e incremental de productos</w:t>
+      </w:r>
+      <w:r>
+        <w:t>.</w:t>
       </w:r>
     </w:p>
     <w:p>
@@ -4605,7 +4608,7 @@
         <w:jc w:val="both"/>
       </w:pPr>
       <w:r>
-        <w:t>La gestión de inventarios estudia cómo mantener las existencias en niveles óptimos para satisfacer la demanda al menor costo. Conceptos como la rotación de inventario, el punto de reorden y el control de existencias (CHASE y JACOBS, 2009) permiten evitar tanto el sobrestock como los agotados. INVENTRA incorpora estos principios mediante alertas de stock y reportes de rotación.</w:t>
+        <w:t>La gestión de inventarios estudia cómo mantener las existencias en niveles óptimos para satisfacer la demanda al menor costo. Conceptos como la rotación de inventario, el punto de reorden y el control de existencias (CHASE y JACOBS, 2009) permiten evitar tanto el sobrestock como los agotados. INVENTRA incorpora estos principios mediante alertas de existencias y reportes de rotación.</w:t>
       </w:r>
     </w:p>
     <w:p>
@@ -6683,12 +6686,12 @@
         <w:jc w:val="both"/>
       </w:pPr>
       <w:r>
-        <w:t>El desarrollo se planifica en sprints a lo largo de la etapa productiva (seis meses), como se muestra en la Tabla 4.</w:t>
+        <w:t>El trabajo se organiza en seis sprints con fechas de calendario. La etapa productiva inició el 14 de mayo de 2026 y la entrega del componente técnico está fijada para el 30 de noviembre de 2026. Dentro de ese plazo se construyen los módulos SEG, SUS, INV y VEN, que son los que sostienen la operación diaria de una licorera: entrar al sistema, administrar la suscripción, controlar las existencias y vender. Los módulos REP, SED, FAC y AUD quedan especificados, diseñados y modelados, y su construcción continúa después de la entrega.</w:t>
       </w:r>
     </w:p>
     <w:tbl>
       <w:tblPr>
-        <w:tblW w:w="9600" w:type="dxa"/>
+        <w:tblW w:w="9800" w:type="dxa"/>
         <w:tblBorders>
           <w:top w:val="single" w:sz="6" w:space="0" w:color="9CA3AF"/>
           <w:left w:val="single" w:sz="6" w:space="0" w:color="9CA3AF"/>
@@ -6704,13 +6707,10 @@
         <w:tblLook w:val="04A0" w:firstRow="1" w:lastRow="0" w:firstColumn="1" w:lastColumn="0" w:noHBand="0" w:noVBand="1"/>
       </w:tblPr>
       <w:tblGrid>
-        <w:gridCol w:w="3300"/>
-        <w:gridCol w:w="1050"/>
-        <w:gridCol w:w="1050"/>
-        <w:gridCol w:w="1050"/>
-        <w:gridCol w:w="1050"/>
-        <w:gridCol w:w="1050"/>
-        <w:gridCol w:w="1050"/>
+        <w:gridCol w:w="1750"/>
+        <w:gridCol w:w="1700"/>
+        <w:gridCol w:w="4610"/>
+        <w:gridCol w:w="1300"/>
       </w:tblGrid>
       <w:tr>
         <w:trPr>
@@ -6718,7 +6718,6 @@
         </w:trPr>
         <w:tc>
           <w:tcPr>
-            <w:tcW w:w="3300" w:type="dxa"/>
             <w:shd w:val="clear" w:color="auto" w:fill="1F3864"/>
             <w:tcMar>
               <w:top w:w="50" w:type="dxa"/>
@@ -6726,6 +6725,7 @@
               <w:bottom w:w="50" w:type="dxa"/>
               <w:right w:w="80" w:type="dxa"/>
             </w:tcMar>
+            <w:tcW w:w="1750" w:type="dxa"/>
           </w:tcPr>
           <w:p>
             <w:r>
@@ -6736,13 +6736,12 @@
                 <w:sz w:val="22"/>
                 <w:szCs w:val="22"/>
               </w:rPr>
-              <w:t>Actividad / Sprint</w:t>
-            </w:r>
-          </w:p>
-        </w:tc>
-        <w:tc>
-          <w:tcPr>
-            <w:tcW w:w="1050" w:type="dxa"/>
+              <w:t>Sprint</w:t>
+            </w:r>
+          </w:p>
+        </w:tc>
+        <w:tc>
+          <w:tcPr>
             <w:shd w:val="clear" w:color="auto" w:fill="1F3864"/>
             <w:tcMar>
               <w:top w:w="50" w:type="dxa"/>
@@ -6750,6 +6749,7 @@
               <w:bottom w:w="50" w:type="dxa"/>
               <w:right w:w="80" w:type="dxa"/>
             </w:tcMar>
+            <w:tcW w:w="1700" w:type="dxa"/>
           </w:tcPr>
           <w:p>
             <w:r>
@@ -6760,13 +6760,12 @@
                 <w:sz w:val="22"/>
                 <w:szCs w:val="22"/>
               </w:rPr>
-              <w:t>Mes 1</w:t>
-            </w:r>
-          </w:p>
-        </w:tc>
-        <w:tc>
-          <w:tcPr>
-            <w:tcW w:w="1050" w:type="dxa"/>
+              <w:t>Fechas</w:t>
+            </w:r>
+          </w:p>
+        </w:tc>
+        <w:tc>
+          <w:tcPr>
             <w:shd w:val="clear" w:color="auto" w:fill="1F3864"/>
             <w:tcMar>
               <w:top w:w="50" w:type="dxa"/>
@@ -6774,6 +6773,7 @@
               <w:bottom w:w="50" w:type="dxa"/>
               <w:right w:w="80" w:type="dxa"/>
             </w:tcMar>
+            <w:tcW w:w="4610" w:type="dxa"/>
           </w:tcPr>
           <w:p>
             <w:r>
@@ -6784,13 +6784,12 @@
                 <w:sz w:val="22"/>
                 <w:szCs w:val="22"/>
               </w:rPr>
-              <w:t>Mes 2</w:t>
-            </w:r>
-          </w:p>
-        </w:tc>
-        <w:tc>
-          <w:tcPr>
-            <w:tcW w:w="1050" w:type="dxa"/>
+              <w:t>Contenido</w:t>
+            </w:r>
+          </w:p>
+        </w:tc>
+        <w:tc>
+          <w:tcPr>
             <w:shd w:val="clear" w:color="auto" w:fill="1F3864"/>
             <w:tcMar>
               <w:top w:w="50" w:type="dxa"/>
@@ -6798,6 +6797,7 @@
               <w:bottom w:w="50" w:type="dxa"/>
               <w:right w:w="80" w:type="dxa"/>
             </w:tcMar>
+            <w:tcW w:w="1300" w:type="dxa"/>
           </w:tcPr>
           <w:p>
             <w:r>
@@ -6808,79 +6808,7 @@
                 <w:sz w:val="22"/>
                 <w:szCs w:val="22"/>
               </w:rPr>
-              <w:t>Mes 3</w:t>
-            </w:r>
-          </w:p>
-        </w:tc>
-        <w:tc>
-          <w:tcPr>
-            <w:tcW w:w="1050" w:type="dxa"/>
-            <w:shd w:val="clear" w:color="auto" w:fill="1F3864"/>
-            <w:tcMar>
-              <w:top w:w="50" w:type="dxa"/>
-              <w:left w:w="80" w:type="dxa"/>
-              <w:bottom w:w="50" w:type="dxa"/>
-              <w:right w:w="80" w:type="dxa"/>
-            </w:tcMar>
-          </w:tcPr>
-          <w:p>
-            <w:r>
-              <w:rPr>
-                <w:b/>
-                <w:bCs/>
-                <w:color w:val="FFFFFF"/>
-                <w:sz w:val="22"/>
-                <w:szCs w:val="22"/>
-              </w:rPr>
-              <w:t>Mes 4</w:t>
-            </w:r>
-          </w:p>
-        </w:tc>
-        <w:tc>
-          <w:tcPr>
-            <w:tcW w:w="1050" w:type="dxa"/>
-            <w:shd w:val="clear" w:color="auto" w:fill="1F3864"/>
-            <w:tcMar>
-              <w:top w:w="50" w:type="dxa"/>
-              <w:left w:w="80" w:type="dxa"/>
-              <w:bottom w:w="50" w:type="dxa"/>
-              <w:right w:w="80" w:type="dxa"/>
-            </w:tcMar>
-          </w:tcPr>
-          <w:p>
-            <w:r>
-              <w:rPr>
-                <w:b/>
-                <w:bCs/>
-                <w:color w:val="FFFFFF"/>
-                <w:sz w:val="22"/>
-                <w:szCs w:val="22"/>
-              </w:rPr>
-              <w:t>Mes 5</w:t>
-            </w:r>
-          </w:p>
-        </w:tc>
-        <w:tc>
-          <w:tcPr>
-            <w:tcW w:w="1050" w:type="dxa"/>
-            <w:shd w:val="clear" w:color="auto" w:fill="1F3864"/>
-            <w:tcMar>
-              <w:top w:w="50" w:type="dxa"/>
-              <w:left w:w="80" w:type="dxa"/>
-              <w:bottom w:w="50" w:type="dxa"/>
-              <w:right w:w="80" w:type="dxa"/>
-            </w:tcMar>
-          </w:tcPr>
-          <w:p>
-            <w:r>
-              <w:rPr>
-                <w:b/>
-                <w:bCs/>
-                <w:color w:val="FFFFFF"/>
-                <w:sz w:val="22"/>
-                <w:szCs w:val="22"/>
-              </w:rPr>
-              <w:t>Mes 6</w:t>
+              <w:t>Estado</w:t>
             </w:r>
           </w:p>
         </w:tc>
@@ -6888,7 +6816,6 @@
       <w:tr>
         <w:tc>
           <w:tcPr>
-            <w:tcW w:w="3300" w:type="dxa"/>
             <w:shd w:val="clear" w:color="auto" w:fill="FFFFFF"/>
             <w:tcMar>
               <w:top w:w="50" w:type="dxa"/>
@@ -6896,20 +6823,20 @@
               <w:bottom w:w="50" w:type="dxa"/>
               <w:right w:w="80" w:type="dxa"/>
             </w:tcMar>
-          </w:tcPr>
-          <w:p>
-            <w:r>
-              <w:rPr>
-                <w:sz w:val="22"/>
-                <w:szCs w:val="22"/>
-              </w:rPr>
-              <w:t>Análisis y requisitos (IEEE 830)</w:t>
-            </w:r>
-          </w:p>
-        </w:tc>
-        <w:tc>
-          <w:tcPr>
-            <w:tcW w:w="1050" w:type="dxa"/>
+            <w:tcW w:w="1750" w:type="dxa"/>
+          </w:tcPr>
+          <w:p>
+            <w:r>
+              <w:rPr>
+                <w:sz w:val="22"/>
+                <w:szCs w:val="22"/>
+              </w:rPr>
+              <w:t>0 · Análisis y diseño</w:t>
+            </w:r>
+          </w:p>
+        </w:tc>
+        <w:tc>
+          <w:tcPr>
             <w:shd w:val="clear" w:color="auto" w:fill="FFFFFF"/>
             <w:tcMar>
               <w:top w:w="50" w:type="dxa"/>
@@ -6917,20 +6844,20 @@
               <w:bottom w:w="50" w:type="dxa"/>
               <w:right w:w="80" w:type="dxa"/>
             </w:tcMar>
-          </w:tcPr>
-          <w:p>
-            <w:r>
-              <w:rPr>
-                <w:sz w:val="22"/>
-                <w:szCs w:val="22"/>
-              </w:rPr>
-              <w:t>X</w:t>
-            </w:r>
-          </w:p>
-        </w:tc>
-        <w:tc>
-          <w:tcPr>
-            <w:tcW w:w="1050" w:type="dxa"/>
+            <w:tcW w:w="1700" w:type="dxa"/>
+          </w:tcPr>
+          <w:p>
+            <w:r>
+              <w:rPr>
+                <w:sz w:val="22"/>
+                <w:szCs w:val="22"/>
+              </w:rPr>
+              <w:t>14 jul – 12 sep 2026</w:t>
+            </w:r>
+          </w:p>
+        </w:tc>
+        <w:tc>
+          <w:tcPr>
             <w:shd w:val="clear" w:color="auto" w:fill="FFFFFF"/>
             <w:tcMar>
               <w:top w:w="50" w:type="dxa"/>
@@ -6938,20 +6865,20 @@
               <w:bottom w:w="50" w:type="dxa"/>
               <w:right w:w="80" w:type="dxa"/>
             </w:tcMar>
-          </w:tcPr>
-          <w:p>
-            <w:r>
-              <w:rPr>
-                <w:sz w:val="22"/>
-                <w:szCs w:val="22"/>
-              </w:rPr>
-              <w:t>X</w:t>
-            </w:r>
-          </w:p>
-        </w:tc>
-        <w:tc>
-          <w:tcPr>
-            <w:tcW w:w="1050" w:type="dxa"/>
+            <w:tcW w:w="4610" w:type="dxa"/>
+          </w:tcPr>
+          <w:p>
+            <w:r>
+              <w:rPr>
+                <w:sz w:val="22"/>
+                <w:szCs w:val="22"/>
+              </w:rPr>
+              <w:t>Especificación de requisitos, análisis y diseño en UML, modelo de datos y diccionario, prototipo de interfaz, documento técnico de diseño, manual de marca, historias de usuario y propuesta técnica y económica.</w:t>
+            </w:r>
+          </w:p>
+        </w:tc>
+        <w:tc>
+          <w:tcPr>
             <w:shd w:val="clear" w:color="auto" w:fill="FFFFFF"/>
             <w:tcMar>
               <w:top w:w="50" w:type="dxa"/>
@@ -6959,53 +6886,22 @@
               <w:bottom w:w="50" w:type="dxa"/>
               <w:right w:w="80" w:type="dxa"/>
             </w:tcMar>
-          </w:tcPr>
-          <w:p/>
-        </w:tc>
-        <w:tc>
-          <w:tcPr>
-            <w:tcW w:w="1050" w:type="dxa"/>
-            <w:shd w:val="clear" w:color="auto" w:fill="FFFFFF"/>
-            <w:tcMar>
-              <w:top w:w="50" w:type="dxa"/>
-              <w:left w:w="80" w:type="dxa"/>
-              <w:bottom w:w="50" w:type="dxa"/>
-              <w:right w:w="80" w:type="dxa"/>
-            </w:tcMar>
-          </w:tcPr>
-          <w:p/>
-        </w:tc>
-        <w:tc>
-          <w:tcPr>
-            <w:tcW w:w="1050" w:type="dxa"/>
-            <w:shd w:val="clear" w:color="auto" w:fill="FFFFFF"/>
-            <w:tcMar>
-              <w:top w:w="50" w:type="dxa"/>
-              <w:left w:w="80" w:type="dxa"/>
-              <w:bottom w:w="50" w:type="dxa"/>
-              <w:right w:w="80" w:type="dxa"/>
-            </w:tcMar>
-          </w:tcPr>
-          <w:p/>
-        </w:tc>
-        <w:tc>
-          <w:tcPr>
-            <w:tcW w:w="1050" w:type="dxa"/>
-            <w:shd w:val="clear" w:color="auto" w:fill="FFFFFF"/>
-            <w:tcMar>
-              <w:top w:w="50" w:type="dxa"/>
-              <w:left w:w="80" w:type="dxa"/>
-              <w:bottom w:w="50" w:type="dxa"/>
-              <w:right w:w="80" w:type="dxa"/>
-            </w:tcMar>
-          </w:tcPr>
-          <w:p/>
+            <w:tcW w:w="1300" w:type="dxa"/>
+          </w:tcPr>
+          <w:p>
+            <w:r>
+              <w:rPr>
+                <w:sz w:val="22"/>
+                <w:szCs w:val="22"/>
+              </w:rPr>
+              <w:t>Terminado</w:t>
+            </w:r>
+          </w:p>
         </w:tc>
       </w:tr>
       <w:tr>
         <w:tc>
           <w:tcPr>
-            <w:tcW w:w="3300" w:type="dxa"/>
             <w:shd w:val="clear" w:color="auto" w:fill="F2F2F2"/>
             <w:tcMar>
               <w:top w:w="50" w:type="dxa"/>
@@ -7013,20 +6909,20 @@
               <w:bottom w:w="50" w:type="dxa"/>
               <w:right w:w="80" w:type="dxa"/>
             </w:tcMar>
-          </w:tcPr>
-          <w:p>
-            <w:r>
-              <w:rPr>
-                <w:sz w:val="22"/>
-                <w:szCs w:val="22"/>
-              </w:rPr>
-              <w:t>Diseño (arquitectura, MER, prototipos)</w:t>
-            </w:r>
-          </w:p>
-        </w:tc>
-        <w:tc>
-          <w:tcPr>
-            <w:tcW w:w="1050" w:type="dxa"/>
+            <w:tcW w:w="1750" w:type="dxa"/>
+          </w:tcPr>
+          <w:p>
+            <w:r>
+              <w:rPr>
+                <w:sz w:val="22"/>
+                <w:szCs w:val="22"/>
+              </w:rPr>
+              <w:t>1 · SEG — Seguridad</w:t>
+            </w:r>
+          </w:p>
+        </w:tc>
+        <w:tc>
+          <w:tcPr>
             <w:shd w:val="clear" w:color="auto" w:fill="F2F2F2"/>
             <w:tcMar>
               <w:top w:w="50" w:type="dxa"/>
@@ -7034,12 +6930,20 @@
               <w:bottom w:w="50" w:type="dxa"/>
               <w:right w:w="80" w:type="dxa"/>
             </w:tcMar>
-          </w:tcPr>
-          <w:p/>
-        </w:tc>
-        <w:tc>
-          <w:tcPr>
-            <w:tcW w:w="1050" w:type="dxa"/>
+            <w:tcW w:w="1700" w:type="dxa"/>
+          </w:tcPr>
+          <w:p>
+            <w:r>
+              <w:rPr>
+                <w:sz w:val="22"/>
+                <w:szCs w:val="22"/>
+              </w:rPr>
+              <w:t>15 – 23 sep 2026</w:t>
+            </w:r>
+          </w:p>
+        </w:tc>
+        <w:tc>
+          <w:tcPr>
             <w:shd w:val="clear" w:color="auto" w:fill="F2F2F2"/>
             <w:tcMar>
               <w:top w:w="50" w:type="dxa"/>
@@ -7047,20 +6951,20 @@
               <w:bottom w:w="50" w:type="dxa"/>
               <w:right w:w="80" w:type="dxa"/>
             </w:tcMar>
-          </w:tcPr>
-          <w:p>
-            <w:r>
-              <w:rPr>
-                <w:sz w:val="22"/>
-                <w:szCs w:val="22"/>
-              </w:rPr>
-              <w:t>X</w:t>
-            </w:r>
-          </w:p>
-        </w:tc>
-        <w:tc>
-          <w:tcPr>
-            <w:tcW w:w="1050" w:type="dxa"/>
+            <w:tcW w:w="4610" w:type="dxa"/>
+          </w:tcPr>
+          <w:p>
+            <w:r>
+              <w:rPr>
+                <w:sz w:val="22"/>
+                <w:szCs w:val="22"/>
+              </w:rPr>
+              <w:t>Registro de la licorera, autenticación, roles, gestión de usuarios, recuperación de contraseña, perfil y manual de usuario del módulo.</w:t>
+            </w:r>
+          </w:p>
+        </w:tc>
+        <w:tc>
+          <w:tcPr>
             <w:shd w:val="clear" w:color="auto" w:fill="F2F2F2"/>
             <w:tcMar>
               <w:top w:w="50" w:type="dxa"/>
@@ -7068,61 +6972,22 @@
               <w:bottom w:w="50" w:type="dxa"/>
               <w:right w:w="80" w:type="dxa"/>
             </w:tcMar>
-          </w:tcPr>
-          <w:p>
-            <w:r>
-              <w:rPr>
-                <w:sz w:val="22"/>
-                <w:szCs w:val="22"/>
-              </w:rPr>
-              <w:t>X</w:t>
-            </w:r>
-          </w:p>
-        </w:tc>
-        <w:tc>
-          <w:tcPr>
-            <w:tcW w:w="1050" w:type="dxa"/>
-            <w:shd w:val="clear" w:color="auto" w:fill="F2F2F2"/>
-            <w:tcMar>
-              <w:top w:w="50" w:type="dxa"/>
-              <w:left w:w="80" w:type="dxa"/>
-              <w:bottom w:w="50" w:type="dxa"/>
-              <w:right w:w="80" w:type="dxa"/>
-            </w:tcMar>
-          </w:tcPr>
-          <w:p/>
-        </w:tc>
-        <w:tc>
-          <w:tcPr>
-            <w:tcW w:w="1050" w:type="dxa"/>
-            <w:shd w:val="clear" w:color="auto" w:fill="F2F2F2"/>
-            <w:tcMar>
-              <w:top w:w="50" w:type="dxa"/>
-              <w:left w:w="80" w:type="dxa"/>
-              <w:bottom w:w="50" w:type="dxa"/>
-              <w:right w:w="80" w:type="dxa"/>
-            </w:tcMar>
-          </w:tcPr>
-          <w:p/>
-        </w:tc>
-        <w:tc>
-          <w:tcPr>
-            <w:tcW w:w="1050" w:type="dxa"/>
-            <w:shd w:val="clear" w:color="auto" w:fill="F2F2F2"/>
-            <w:tcMar>
-              <w:top w:w="50" w:type="dxa"/>
-              <w:left w:w="80" w:type="dxa"/>
-              <w:bottom w:w="50" w:type="dxa"/>
-              <w:right w:w="80" w:type="dxa"/>
-            </w:tcMar>
-          </w:tcPr>
-          <w:p/>
+            <w:tcW w:w="1300" w:type="dxa"/>
+          </w:tcPr>
+          <w:p>
+            <w:r>
+              <w:rPr>
+                <w:sz w:val="22"/>
+                <w:szCs w:val="22"/>
+              </w:rPr>
+              <w:t>Terminado</w:t>
+            </w:r>
+          </w:p>
         </w:tc>
       </w:tr>
       <w:tr>
         <w:tc>
           <w:tcPr>
-            <w:tcW w:w="3300" w:type="dxa"/>
             <w:shd w:val="clear" w:color="auto" w:fill="FFFFFF"/>
             <w:tcMar>
               <w:top w:w="50" w:type="dxa"/>
@@ -7130,20 +6995,20 @@
               <w:bottom w:w="50" w:type="dxa"/>
               <w:right w:w="80" w:type="dxa"/>
             </w:tcMar>
-          </w:tcPr>
-          <w:p>
-            <w:r>
-              <w:rPr>
-                <w:sz w:val="22"/>
-                <w:szCs w:val="22"/>
-              </w:rPr>
-              <w:t>Desarrollo backend y frontend</w:t>
-            </w:r>
-          </w:p>
-        </w:tc>
-        <w:tc>
-          <w:tcPr>
-            <w:tcW w:w="1050" w:type="dxa"/>
+            <w:tcW w:w="1750" w:type="dxa"/>
+          </w:tcPr>
+          <w:p>
+            <w:r>
+              <w:rPr>
+                <w:sz w:val="22"/>
+                <w:szCs w:val="22"/>
+              </w:rPr>
+              <w:t>2 · SUS — Suscripciones</w:t>
+            </w:r>
+          </w:p>
+        </w:tc>
+        <w:tc>
+          <w:tcPr>
             <w:shd w:val="clear" w:color="auto" w:fill="FFFFFF"/>
             <w:tcMar>
               <w:top w:w="50" w:type="dxa"/>
@@ -7151,12 +7016,20 @@
               <w:bottom w:w="50" w:type="dxa"/>
               <w:right w:w="80" w:type="dxa"/>
             </w:tcMar>
-          </w:tcPr>
-          <w:p/>
-        </w:tc>
-        <w:tc>
-          <w:tcPr>
-            <w:tcW w:w="1050" w:type="dxa"/>
+            <w:tcW w:w="1700" w:type="dxa"/>
+          </w:tcPr>
+          <w:p>
+            <w:r>
+              <w:rPr>
+                <w:sz w:val="22"/>
+                <w:szCs w:val="22"/>
+              </w:rPr>
+              <w:t>25 sep – 10 oct 2026</w:t>
+            </w:r>
+          </w:p>
+        </w:tc>
+        <w:tc>
+          <w:tcPr>
             <w:shd w:val="clear" w:color="auto" w:fill="FFFFFF"/>
             <w:tcMar>
               <w:top w:w="50" w:type="dxa"/>
@@ -7164,12 +7037,20 @@
               <w:bottom w:w="50" w:type="dxa"/>
               <w:right w:w="80" w:type="dxa"/>
             </w:tcMar>
-          </w:tcPr>
-          <w:p/>
-        </w:tc>
-        <w:tc>
-          <w:tcPr>
-            <w:tcW w:w="1050" w:type="dxa"/>
+            <w:tcW w:w="4610" w:type="dxa"/>
+          </w:tcPr>
+          <w:p>
+            <w:r>
+              <w:rPr>
+                <w:sz w:val="22"/>
+                <w:szCs w:val="22"/>
+              </w:rPr>
+              <w:t>Planes Básico y Pro, período de prueba, estados de la suscripción y límites por plan.</w:t>
+            </w:r>
+          </w:p>
+        </w:tc>
+        <w:tc>
+          <w:tcPr>
             <w:shd w:val="clear" w:color="auto" w:fill="FFFFFF"/>
             <w:tcMar>
               <w:top w:w="50" w:type="dxa"/>
@@ -7177,77 +7058,22 @@
               <w:bottom w:w="50" w:type="dxa"/>
               <w:right w:w="80" w:type="dxa"/>
             </w:tcMar>
-          </w:tcPr>
-          <w:p>
-            <w:r>
-              <w:rPr>
-                <w:sz w:val="22"/>
-                <w:szCs w:val="22"/>
-              </w:rPr>
-              <w:t>X</w:t>
-            </w:r>
-          </w:p>
-        </w:tc>
-        <w:tc>
-          <w:tcPr>
-            <w:tcW w:w="1050" w:type="dxa"/>
-            <w:shd w:val="clear" w:color="auto" w:fill="FFFFFF"/>
-            <w:tcMar>
-              <w:top w:w="50" w:type="dxa"/>
-              <w:left w:w="80" w:type="dxa"/>
-              <w:bottom w:w="50" w:type="dxa"/>
-              <w:right w:w="80" w:type="dxa"/>
-            </w:tcMar>
-          </w:tcPr>
-          <w:p>
-            <w:r>
-              <w:rPr>
-                <w:sz w:val="22"/>
-                <w:szCs w:val="22"/>
-              </w:rPr>
-              <w:t>X</w:t>
-            </w:r>
-          </w:p>
-        </w:tc>
-        <w:tc>
-          <w:tcPr>
-            <w:tcW w:w="1050" w:type="dxa"/>
-            <w:shd w:val="clear" w:color="auto" w:fill="FFFFFF"/>
-            <w:tcMar>
-              <w:top w:w="50" w:type="dxa"/>
-              <w:left w:w="80" w:type="dxa"/>
-              <w:bottom w:w="50" w:type="dxa"/>
-              <w:right w:w="80" w:type="dxa"/>
-            </w:tcMar>
-          </w:tcPr>
-          <w:p>
-            <w:r>
-              <w:rPr>
-                <w:sz w:val="22"/>
-                <w:szCs w:val="22"/>
-              </w:rPr>
-              <w:t>X</w:t>
-            </w:r>
-          </w:p>
-        </w:tc>
-        <w:tc>
-          <w:tcPr>
-            <w:tcW w:w="1050" w:type="dxa"/>
-            <w:shd w:val="clear" w:color="auto" w:fill="FFFFFF"/>
-            <w:tcMar>
-              <w:top w:w="50" w:type="dxa"/>
-              <w:left w:w="80" w:type="dxa"/>
-              <w:bottom w:w="50" w:type="dxa"/>
-              <w:right w:w="80" w:type="dxa"/>
-            </w:tcMar>
-          </w:tcPr>
-          <w:p/>
+            <w:tcW w:w="1300" w:type="dxa"/>
+          </w:tcPr>
+          <w:p>
+            <w:r>
+              <w:rPr>
+                <w:sz w:val="22"/>
+                <w:szCs w:val="22"/>
+              </w:rPr>
+              <w:t>En curso</w:t>
+            </w:r>
+          </w:p>
         </w:tc>
       </w:tr>
       <w:tr>
         <w:tc>
           <w:tcPr>
-            <w:tcW w:w="3300" w:type="dxa"/>
             <w:shd w:val="clear" w:color="auto" w:fill="F2F2F2"/>
             <w:tcMar>
               <w:top w:w="50" w:type="dxa"/>
@@ -7255,20 +7081,20 @@
               <w:bottom w:w="50" w:type="dxa"/>
               <w:right w:w="80" w:type="dxa"/>
             </w:tcMar>
-          </w:tcPr>
-          <w:p>
-            <w:r>
-              <w:rPr>
-                <w:sz w:val="22"/>
-                <w:szCs w:val="22"/>
-              </w:rPr>
-              <w:t>Pruebas funcionales e integración</w:t>
-            </w:r>
-          </w:p>
-        </w:tc>
-        <w:tc>
-          <w:tcPr>
-            <w:tcW w:w="1050" w:type="dxa"/>
+            <w:tcW w:w="1750" w:type="dxa"/>
+          </w:tcPr>
+          <w:p>
+            <w:r>
+              <w:rPr>
+                <w:sz w:val="22"/>
+                <w:szCs w:val="22"/>
+              </w:rPr>
+              <w:t>3 · INV — Inventario</w:t>
+            </w:r>
+          </w:p>
+        </w:tc>
+        <w:tc>
+          <w:tcPr>
             <w:shd w:val="clear" w:color="auto" w:fill="F2F2F2"/>
             <w:tcMar>
               <w:top w:w="50" w:type="dxa"/>
@@ -7276,12 +7102,20 @@
               <w:bottom w:w="50" w:type="dxa"/>
               <w:right w:w="80" w:type="dxa"/>
             </w:tcMar>
-          </w:tcPr>
-          <w:p/>
-        </w:tc>
-        <w:tc>
-          <w:tcPr>
-            <w:tcW w:w="1050" w:type="dxa"/>
+            <w:tcW w:w="1700" w:type="dxa"/>
+          </w:tcPr>
+          <w:p>
+            <w:r>
+              <w:rPr>
+                <w:sz w:val="22"/>
+                <w:szCs w:val="22"/>
+              </w:rPr>
+              <w:t>13 – 31 oct 2026</w:t>
+            </w:r>
+          </w:p>
+        </w:tc>
+        <w:tc>
+          <w:tcPr>
             <w:shd w:val="clear" w:color="auto" w:fill="F2F2F2"/>
             <w:tcMar>
               <w:top w:w="50" w:type="dxa"/>
@@ -7289,12 +7123,20 @@
               <w:bottom w:w="50" w:type="dxa"/>
               <w:right w:w="80" w:type="dxa"/>
             </w:tcMar>
-          </w:tcPr>
-          <w:p/>
-        </w:tc>
-        <w:tc>
-          <w:tcPr>
-            <w:tcW w:w="1050" w:type="dxa"/>
+            <w:tcW w:w="4610" w:type="dxa"/>
+          </w:tcPr>
+          <w:p>
+            <w:r>
+              <w:rPr>
+                <w:sz w:val="22"/>
+                <w:szCs w:val="22"/>
+              </w:rPr>
+              <w:t>Catálogo de productos, entradas por lote, valoración PEPS, kardex, ajustes y alertas de existencias.</w:t>
+            </w:r>
+          </w:p>
+        </w:tc>
+        <w:tc>
+          <w:tcPr>
             <w:shd w:val="clear" w:color="auto" w:fill="F2F2F2"/>
             <w:tcMar>
               <w:top w:w="50" w:type="dxa"/>
@@ -7302,69 +7144,22 @@
               <w:bottom w:w="50" w:type="dxa"/>
               <w:right w:w="80" w:type="dxa"/>
             </w:tcMar>
-          </w:tcPr>
-          <w:p/>
-        </w:tc>
-        <w:tc>
-          <w:tcPr>
-            <w:tcW w:w="1050" w:type="dxa"/>
-            <w:shd w:val="clear" w:color="auto" w:fill="F2F2F2"/>
-            <w:tcMar>
-              <w:top w:w="50" w:type="dxa"/>
-              <w:left w:w="80" w:type="dxa"/>
-              <w:bottom w:w="50" w:type="dxa"/>
-              <w:right w:w="80" w:type="dxa"/>
-            </w:tcMar>
-          </w:tcPr>
-          <w:p>
-            <w:r>
-              <w:rPr>
-                <w:sz w:val="22"/>
-                <w:szCs w:val="22"/>
-              </w:rPr>
-              <w:t>X</w:t>
-            </w:r>
-          </w:p>
-        </w:tc>
-        <w:tc>
-          <w:tcPr>
-            <w:tcW w:w="1050" w:type="dxa"/>
-            <w:shd w:val="clear" w:color="auto" w:fill="F2F2F2"/>
-            <w:tcMar>
-              <w:top w:w="50" w:type="dxa"/>
-              <w:left w:w="80" w:type="dxa"/>
-              <w:bottom w:w="50" w:type="dxa"/>
-              <w:right w:w="80" w:type="dxa"/>
-            </w:tcMar>
-          </w:tcPr>
-          <w:p>
-            <w:r>
-              <w:rPr>
-                <w:sz w:val="22"/>
-                <w:szCs w:val="22"/>
-              </w:rPr>
-              <w:t>X</w:t>
-            </w:r>
-          </w:p>
-        </w:tc>
-        <w:tc>
-          <w:tcPr>
-            <w:tcW w:w="1050" w:type="dxa"/>
-            <w:shd w:val="clear" w:color="auto" w:fill="F2F2F2"/>
-            <w:tcMar>
-              <w:top w:w="50" w:type="dxa"/>
-              <w:left w:w="80" w:type="dxa"/>
-              <w:bottom w:w="50" w:type="dxa"/>
-              <w:right w:w="80" w:type="dxa"/>
-            </w:tcMar>
-          </w:tcPr>
-          <w:p/>
+            <w:tcW w:w="1300" w:type="dxa"/>
+          </w:tcPr>
+          <w:p>
+            <w:r>
+              <w:rPr>
+                <w:sz w:val="22"/>
+                <w:szCs w:val="22"/>
+              </w:rPr>
+              <w:t>Pendiente</w:t>
+            </w:r>
+          </w:p>
         </w:tc>
       </w:tr>
       <w:tr>
         <w:tc>
           <w:tcPr>
-            <w:tcW w:w="3300" w:type="dxa"/>
             <w:shd w:val="clear" w:color="auto" w:fill="FFFFFF"/>
             <w:tcMar>
               <w:top w:w="50" w:type="dxa"/>
@@ -7372,20 +7167,20 @@
               <w:bottom w:w="50" w:type="dxa"/>
               <w:right w:w="80" w:type="dxa"/>
             </w:tcMar>
-          </w:tcPr>
-          <w:p>
-            <w:r>
-              <w:rPr>
-                <w:sz w:val="22"/>
-                <w:szCs w:val="22"/>
-              </w:rPr>
-              <w:t>Despliegue y documentación</w:t>
-            </w:r>
-          </w:p>
-        </w:tc>
-        <w:tc>
-          <w:tcPr>
-            <w:tcW w:w="1050" w:type="dxa"/>
+            <w:tcW w:w="1750" w:type="dxa"/>
+          </w:tcPr>
+          <w:p>
+            <w:r>
+              <w:rPr>
+                <w:sz w:val="22"/>
+                <w:szCs w:val="22"/>
+              </w:rPr>
+              <w:t>4 · VEN — Ventas</w:t>
+            </w:r>
+          </w:p>
+        </w:tc>
+        <w:tc>
+          <w:tcPr>
             <w:shd w:val="clear" w:color="auto" w:fill="FFFFFF"/>
             <w:tcMar>
               <w:top w:w="50" w:type="dxa"/>
@@ -7393,12 +7188,20 @@
               <w:bottom w:w="50" w:type="dxa"/>
               <w:right w:w="80" w:type="dxa"/>
             </w:tcMar>
-          </w:tcPr>
-          <w:p/>
-        </w:tc>
-        <w:tc>
-          <w:tcPr>
-            <w:tcW w:w="1050" w:type="dxa"/>
+            <w:tcW w:w="1700" w:type="dxa"/>
+          </w:tcPr>
+          <w:p>
+            <w:r>
+              <w:rPr>
+                <w:sz w:val="22"/>
+                <w:szCs w:val="22"/>
+              </w:rPr>
+              <w:t>3 – 21 nov 2026</w:t>
+            </w:r>
+          </w:p>
+        </w:tc>
+        <w:tc>
+          <w:tcPr>
             <w:shd w:val="clear" w:color="auto" w:fill="FFFFFF"/>
             <w:tcMar>
               <w:top w:w="50" w:type="dxa"/>
@@ -7406,12 +7209,20 @@
               <w:bottom w:w="50" w:type="dxa"/>
               <w:right w:w="80" w:type="dxa"/>
             </w:tcMar>
-          </w:tcPr>
-          <w:p/>
-        </w:tc>
-        <w:tc>
-          <w:tcPr>
-            <w:tcW w:w="1050" w:type="dxa"/>
+            <w:tcW w:w="4610" w:type="dxa"/>
+          </w:tcPr>
+          <w:p>
+            <w:r>
+              <w:rPr>
+                <w:sz w:val="22"/>
+                <w:szCs w:val="22"/>
+              </w:rPr>
+              <w:t>Punto de venta, medios de pago, comprobante, anulación con reversión de lotes y cierre diario de caja.</w:t>
+            </w:r>
+          </w:p>
+        </w:tc>
+        <w:tc>
+          <w:tcPr>
             <w:shd w:val="clear" w:color="auto" w:fill="FFFFFF"/>
             <w:tcMar>
               <w:top w:w="50" w:type="dxa"/>
@@ -7419,61 +7230,15 @@
               <w:bottom w:w="50" w:type="dxa"/>
               <w:right w:w="80" w:type="dxa"/>
             </w:tcMar>
-          </w:tcPr>
-          <w:p/>
-        </w:tc>
-        <w:tc>
-          <w:tcPr>
-            <w:tcW w:w="1050" w:type="dxa"/>
-            <w:shd w:val="clear" w:color="auto" w:fill="FFFFFF"/>
-            <w:tcMar>
-              <w:top w:w="50" w:type="dxa"/>
-              <w:left w:w="80" w:type="dxa"/>
-              <w:bottom w:w="50" w:type="dxa"/>
-              <w:right w:w="80" w:type="dxa"/>
-            </w:tcMar>
-          </w:tcPr>
-          <w:p/>
-        </w:tc>
-        <w:tc>
-          <w:tcPr>
-            <w:tcW w:w="1050" w:type="dxa"/>
-            <w:shd w:val="clear" w:color="auto" w:fill="FFFFFF"/>
-            <w:tcMar>
-              <w:top w:w="50" w:type="dxa"/>
-              <w:left w:w="80" w:type="dxa"/>
-              <w:bottom w:w="50" w:type="dxa"/>
-              <w:right w:w="80" w:type="dxa"/>
-            </w:tcMar>
-          </w:tcPr>
-          <w:p>
-            <w:r>
-              <w:rPr>
-                <w:sz w:val="22"/>
-                <w:szCs w:val="22"/>
-              </w:rPr>
-              <w:t>X</w:t>
-            </w:r>
-          </w:p>
-        </w:tc>
-        <w:tc>
-          <w:tcPr>
-            <w:tcW w:w="1050" w:type="dxa"/>
-            <w:shd w:val="clear" w:color="auto" w:fill="FFFFFF"/>
-            <w:tcMar>
-              <w:top w:w="50" w:type="dxa"/>
-              <w:left w:w="80" w:type="dxa"/>
-              <w:bottom w:w="50" w:type="dxa"/>
-              <w:right w:w="80" w:type="dxa"/>
-            </w:tcMar>
-          </w:tcPr>
-          <w:p>
-            <w:r>
-              <w:rPr>
-                <w:sz w:val="22"/>
-                <w:szCs w:val="22"/>
-              </w:rPr>
-              <w:t>X</w:t>
+            <w:tcW w:w="1300" w:type="dxa"/>
+          </w:tcPr>
+          <w:p>
+            <w:r>
+              <w:rPr>
+                <w:sz w:val="22"/>
+                <w:szCs w:val="22"/>
+              </w:rPr>
+              <w:t>Pendiente</w:t>
             </w:r>
           </w:p>
         </w:tc>
@@ -7481,7 +7246,6 @@
       <w:tr>
         <w:tc>
           <w:tcPr>
-            <w:tcW w:w="3300" w:type="dxa"/>
             <w:shd w:val="clear" w:color="auto" w:fill="F2F2F2"/>
             <w:tcMar>
               <w:top w:w="50" w:type="dxa"/>
@@ -7489,20 +7253,20 @@
               <w:bottom w:w="50" w:type="dxa"/>
               <w:right w:w="80" w:type="dxa"/>
             </w:tcMar>
-          </w:tcPr>
-          <w:p>
-            <w:r>
-              <w:rPr>
-                <w:sz w:val="22"/>
-                <w:szCs w:val="22"/>
-              </w:rPr>
-              <w:t>Entrega y sustentación</w:t>
-            </w:r>
-          </w:p>
-        </w:tc>
-        <w:tc>
-          <w:tcPr>
-            <w:tcW w:w="1050" w:type="dxa"/>
+            <w:tcW w:w="1750" w:type="dxa"/>
+          </w:tcPr>
+          <w:p>
+            <w:r>
+              <w:rPr>
+                <w:sz w:val="22"/>
+                <w:szCs w:val="22"/>
+              </w:rPr>
+              <w:t>5 · Cierre</w:t>
+            </w:r>
+          </w:p>
+        </w:tc>
+        <w:tc>
+          <w:tcPr>
             <w:shd w:val="clear" w:color="auto" w:fill="F2F2F2"/>
             <w:tcMar>
               <w:top w:w="50" w:type="dxa"/>
@@ -7510,12 +7274,20 @@
               <w:bottom w:w="50" w:type="dxa"/>
               <w:right w:w="80" w:type="dxa"/>
             </w:tcMar>
-          </w:tcPr>
-          <w:p/>
-        </w:tc>
-        <w:tc>
-          <w:tcPr>
-            <w:tcW w:w="1050" w:type="dxa"/>
+            <w:tcW w:w="1700" w:type="dxa"/>
+          </w:tcPr>
+          <w:p>
+            <w:r>
+              <w:rPr>
+                <w:sz w:val="22"/>
+                <w:szCs w:val="22"/>
+              </w:rPr>
+              <w:t>24 – 30 nov 2026</w:t>
+            </w:r>
+          </w:p>
+        </w:tc>
+        <w:tc>
+          <w:tcPr>
             <w:shd w:val="clear" w:color="auto" w:fill="F2F2F2"/>
             <w:tcMar>
               <w:top w:w="50" w:type="dxa"/>
@@ -7523,12 +7295,20 @@
               <w:bottom w:w="50" w:type="dxa"/>
               <w:right w:w="80" w:type="dxa"/>
             </w:tcMar>
-          </w:tcPr>
-          <w:p/>
-        </w:tc>
-        <w:tc>
-          <w:tcPr>
-            <w:tcW w:w="1050" w:type="dxa"/>
+            <w:tcW w:w="4610" w:type="dxa"/>
+          </w:tcPr>
+          <w:p>
+            <w:r>
+              <w:rPr>
+                <w:sz w:val="22"/>
+                <w:szCs w:val="22"/>
+              </w:rPr>
+              <w:t>Pruebas integrales, corrección, despliegue, manuales y acta de entrega.</w:t>
+            </w:r>
+          </w:p>
+        </w:tc>
+        <w:tc>
+          <w:tcPr>
             <w:shd w:val="clear" w:color="auto" w:fill="F2F2F2"/>
             <w:tcMar>
               <w:top w:w="50" w:type="dxa"/>
@@ -7536,53 +7316,15 @@
               <w:bottom w:w="50" w:type="dxa"/>
               <w:right w:w="80" w:type="dxa"/>
             </w:tcMar>
-          </w:tcPr>
-          <w:p/>
-        </w:tc>
-        <w:tc>
-          <w:tcPr>
-            <w:tcW w:w="1050" w:type="dxa"/>
-            <w:shd w:val="clear" w:color="auto" w:fill="F2F2F2"/>
-            <w:tcMar>
-              <w:top w:w="50" w:type="dxa"/>
-              <w:left w:w="80" w:type="dxa"/>
-              <w:bottom w:w="50" w:type="dxa"/>
-              <w:right w:w="80" w:type="dxa"/>
-            </w:tcMar>
-          </w:tcPr>
-          <w:p/>
-        </w:tc>
-        <w:tc>
-          <w:tcPr>
-            <w:tcW w:w="1050" w:type="dxa"/>
-            <w:shd w:val="clear" w:color="auto" w:fill="F2F2F2"/>
-            <w:tcMar>
-              <w:top w:w="50" w:type="dxa"/>
-              <w:left w:w="80" w:type="dxa"/>
-              <w:bottom w:w="50" w:type="dxa"/>
-              <w:right w:w="80" w:type="dxa"/>
-            </w:tcMar>
-          </w:tcPr>
-          <w:p/>
-        </w:tc>
-        <w:tc>
-          <w:tcPr>
-            <w:tcW w:w="1050" w:type="dxa"/>
-            <w:shd w:val="clear" w:color="auto" w:fill="F2F2F2"/>
-            <w:tcMar>
-              <w:top w:w="50" w:type="dxa"/>
-              <w:left w:w="80" w:type="dxa"/>
-              <w:bottom w:w="50" w:type="dxa"/>
-              <w:right w:w="80" w:type="dxa"/>
-            </w:tcMar>
-          </w:tcPr>
-          <w:p>
-            <w:r>
-              <w:rPr>
-                <w:sz w:val="22"/>
-                <w:szCs w:val="22"/>
-              </w:rPr>
-              <w:t>X</w:t>
+            <w:tcW w:w="1300" w:type="dxa"/>
+          </w:tcPr>
+          <w:p>
+            <w:r>
+              <w:rPr>
+                <w:sz w:val="22"/>
+                <w:szCs w:val="22"/>
+              </w:rPr>
+              <w:t>Pendiente</w:t>
             </w:r>
           </w:p>
         </w:tc>

--- a/docs/proyecto-de-grado/INVENTRA_Proyecto_de_Grado.docx
+++ b/docs/proyecto-de-grado/INVENTRA_Proyecto_de_Grado.docx
@@ -6707,10 +6707,10 @@
         <w:tblLook w:val="04A0" w:firstRow="1" w:lastRow="0" w:firstColumn="1" w:lastColumn="0" w:noHBand="0" w:noVBand="1"/>
       </w:tblPr>
       <w:tblGrid>
-        <w:gridCol w:w="1750"/>
-        <w:gridCol w:w="1700"/>
-        <w:gridCol w:w="4610"/>
-        <w:gridCol w:w="1300"/>
+        <w:gridCol w:w="1832"/>
+        <w:gridCol w:w="1780"/>
+        <w:gridCol w:w="4827"/>
+        <w:gridCol w:w="1361"/>
       </w:tblGrid>
       <w:tr>
         <w:trPr>
@@ -6718,6 +6718,7 @@
         </w:trPr>
         <w:tc>
           <w:tcPr>
+            <w:tcW w:w="1750" w:type="dxa"/>
             <w:shd w:val="clear" w:color="auto" w:fill="1F3864"/>
             <w:tcMar>
               <w:top w:w="50" w:type="dxa"/>
@@ -6725,7 +6726,6 @@
               <w:bottom w:w="50" w:type="dxa"/>
               <w:right w:w="80" w:type="dxa"/>
             </w:tcMar>
-            <w:tcW w:w="1750" w:type="dxa"/>
           </w:tcPr>
           <w:p>
             <w:r>
@@ -6742,6 +6742,7 @@
         </w:tc>
         <w:tc>
           <w:tcPr>
+            <w:tcW w:w="1700" w:type="dxa"/>
             <w:shd w:val="clear" w:color="auto" w:fill="1F3864"/>
             <w:tcMar>
               <w:top w:w="50" w:type="dxa"/>
@@ -6749,7 +6750,6 @@
               <w:bottom w:w="50" w:type="dxa"/>
               <w:right w:w="80" w:type="dxa"/>
             </w:tcMar>
-            <w:tcW w:w="1700" w:type="dxa"/>
           </w:tcPr>
           <w:p>
             <w:r>
@@ -6766,6 +6766,7 @@
         </w:tc>
         <w:tc>
           <w:tcPr>
+            <w:tcW w:w="4610" w:type="dxa"/>
             <w:shd w:val="clear" w:color="auto" w:fill="1F3864"/>
             <w:tcMar>
               <w:top w:w="50" w:type="dxa"/>
@@ -6773,7 +6774,6 @@
               <w:bottom w:w="50" w:type="dxa"/>
               <w:right w:w="80" w:type="dxa"/>
             </w:tcMar>
-            <w:tcW w:w="4610" w:type="dxa"/>
           </w:tcPr>
           <w:p>
             <w:r>
@@ -6790,6 +6790,7 @@
         </w:tc>
         <w:tc>
           <w:tcPr>
+            <w:tcW w:w="1300" w:type="dxa"/>
             <w:shd w:val="clear" w:color="auto" w:fill="1F3864"/>
             <w:tcMar>
               <w:top w:w="50" w:type="dxa"/>
@@ -6797,7 +6798,6 @@
               <w:bottom w:w="50" w:type="dxa"/>
               <w:right w:w="80" w:type="dxa"/>
             </w:tcMar>
-            <w:tcW w:w="1300" w:type="dxa"/>
           </w:tcPr>
           <w:p>
             <w:r>
@@ -6816,6 +6816,7 @@
       <w:tr>
         <w:tc>
           <w:tcPr>
+            <w:tcW w:w="1750" w:type="dxa"/>
             <w:shd w:val="clear" w:color="auto" w:fill="FFFFFF"/>
             <w:tcMar>
               <w:top w:w="50" w:type="dxa"/>
@@ -6823,7 +6824,6 @@
               <w:bottom w:w="50" w:type="dxa"/>
               <w:right w:w="80" w:type="dxa"/>
             </w:tcMar>
-            <w:tcW w:w="1750" w:type="dxa"/>
           </w:tcPr>
           <w:p>
             <w:r>
@@ -6837,6 +6837,7 @@
         </w:tc>
         <w:tc>
           <w:tcPr>
+            <w:tcW w:w="1700" w:type="dxa"/>
             <w:shd w:val="clear" w:color="auto" w:fill="FFFFFF"/>
             <w:tcMar>
               <w:top w:w="50" w:type="dxa"/>
@@ -6844,7 +6845,6 @@
               <w:bottom w:w="50" w:type="dxa"/>
               <w:right w:w="80" w:type="dxa"/>
             </w:tcMar>
-            <w:tcW w:w="1700" w:type="dxa"/>
           </w:tcPr>
           <w:p>
             <w:r>
@@ -6858,6 +6858,7 @@
         </w:tc>
         <w:tc>
           <w:tcPr>
+            <w:tcW w:w="4610" w:type="dxa"/>
             <w:shd w:val="clear" w:color="auto" w:fill="FFFFFF"/>
             <w:tcMar>
               <w:top w:w="50" w:type="dxa"/>
@@ -6865,7 +6866,6 @@
               <w:bottom w:w="50" w:type="dxa"/>
               <w:right w:w="80" w:type="dxa"/>
             </w:tcMar>
-            <w:tcW w:w="4610" w:type="dxa"/>
           </w:tcPr>
           <w:p>
             <w:r>
@@ -6879,6 +6879,7 @@
         </w:tc>
         <w:tc>
           <w:tcPr>
+            <w:tcW w:w="1300" w:type="dxa"/>
             <w:shd w:val="clear" w:color="auto" w:fill="FFFFFF"/>
             <w:tcMar>
               <w:top w:w="50" w:type="dxa"/>
@@ -6886,7 +6887,6 @@
               <w:bottom w:w="50" w:type="dxa"/>
               <w:right w:w="80" w:type="dxa"/>
             </w:tcMar>
-            <w:tcW w:w="1300" w:type="dxa"/>
           </w:tcPr>
           <w:p>
             <w:r>
@@ -6902,6 +6902,7 @@
       <w:tr>
         <w:tc>
           <w:tcPr>
+            <w:tcW w:w="1750" w:type="dxa"/>
             <w:shd w:val="clear" w:color="auto" w:fill="F2F2F2"/>
             <w:tcMar>
               <w:top w:w="50" w:type="dxa"/>
@@ -6909,7 +6910,6 @@
               <w:bottom w:w="50" w:type="dxa"/>
               <w:right w:w="80" w:type="dxa"/>
             </w:tcMar>
-            <w:tcW w:w="1750" w:type="dxa"/>
           </w:tcPr>
           <w:p>
             <w:r>
@@ -6923,6 +6923,7 @@
         </w:tc>
         <w:tc>
           <w:tcPr>
+            <w:tcW w:w="1700" w:type="dxa"/>
             <w:shd w:val="clear" w:color="auto" w:fill="F2F2F2"/>
             <w:tcMar>
               <w:top w:w="50" w:type="dxa"/>
@@ -6930,7 +6931,6 @@
               <w:bottom w:w="50" w:type="dxa"/>
               <w:right w:w="80" w:type="dxa"/>
             </w:tcMar>
-            <w:tcW w:w="1700" w:type="dxa"/>
           </w:tcPr>
           <w:p>
             <w:r>
@@ -6944,6 +6944,7 @@
         </w:tc>
         <w:tc>
           <w:tcPr>
+            <w:tcW w:w="4610" w:type="dxa"/>
             <w:shd w:val="clear" w:color="auto" w:fill="F2F2F2"/>
             <w:tcMar>
               <w:top w:w="50" w:type="dxa"/>
@@ -6951,7 +6952,6 @@
               <w:bottom w:w="50" w:type="dxa"/>
               <w:right w:w="80" w:type="dxa"/>
             </w:tcMar>
-            <w:tcW w:w="4610" w:type="dxa"/>
           </w:tcPr>
           <w:p>
             <w:r>
@@ -6965,6 +6965,7 @@
         </w:tc>
         <w:tc>
           <w:tcPr>
+            <w:tcW w:w="1300" w:type="dxa"/>
             <w:shd w:val="clear" w:color="auto" w:fill="F2F2F2"/>
             <w:tcMar>
               <w:top w:w="50" w:type="dxa"/>
@@ -6972,7 +6973,6 @@
               <w:bottom w:w="50" w:type="dxa"/>
               <w:right w:w="80" w:type="dxa"/>
             </w:tcMar>
-            <w:tcW w:w="1300" w:type="dxa"/>
           </w:tcPr>
           <w:p>
             <w:r>
@@ -6988,6 +6988,7 @@
       <w:tr>
         <w:tc>
           <w:tcPr>
+            <w:tcW w:w="1750" w:type="dxa"/>
             <w:shd w:val="clear" w:color="auto" w:fill="FFFFFF"/>
             <w:tcMar>
               <w:top w:w="50" w:type="dxa"/>
@@ -6995,7 +6996,6 @@
               <w:bottom w:w="50" w:type="dxa"/>
               <w:right w:w="80" w:type="dxa"/>
             </w:tcMar>
-            <w:tcW w:w="1750" w:type="dxa"/>
           </w:tcPr>
           <w:p>
             <w:r>
@@ -7009,6 +7009,7 @@
         </w:tc>
         <w:tc>
           <w:tcPr>
+            <w:tcW w:w="1700" w:type="dxa"/>
             <w:shd w:val="clear" w:color="auto" w:fill="FFFFFF"/>
             <w:tcMar>
               <w:top w:w="50" w:type="dxa"/>
@@ -7016,7 +7017,6 @@
               <w:bottom w:w="50" w:type="dxa"/>
               <w:right w:w="80" w:type="dxa"/>
             </w:tcMar>
-            <w:tcW w:w="1700" w:type="dxa"/>
           </w:tcPr>
           <w:p>
             <w:r>
@@ -7030,6 +7030,7 @@
         </w:tc>
         <w:tc>
           <w:tcPr>
+            <w:tcW w:w="4610" w:type="dxa"/>
             <w:shd w:val="clear" w:color="auto" w:fill="FFFFFF"/>
             <w:tcMar>
               <w:top w:w="50" w:type="dxa"/>
@@ -7037,7 +7038,6 @@
               <w:bottom w:w="50" w:type="dxa"/>
               <w:right w:w="80" w:type="dxa"/>
             </w:tcMar>
-            <w:tcW w:w="4610" w:type="dxa"/>
           </w:tcPr>
           <w:p>
             <w:r>
@@ -7051,6 +7051,7 @@
         </w:tc>
         <w:tc>
           <w:tcPr>
+            <w:tcW w:w="1300" w:type="dxa"/>
             <w:shd w:val="clear" w:color="auto" w:fill="FFFFFF"/>
             <w:tcMar>
               <w:top w:w="50" w:type="dxa"/>
@@ -7058,7 +7059,6 @@
               <w:bottom w:w="50" w:type="dxa"/>
               <w:right w:w="80" w:type="dxa"/>
             </w:tcMar>
-            <w:tcW w:w="1300" w:type="dxa"/>
           </w:tcPr>
           <w:p>
             <w:r>
@@ -7074,6 +7074,7 @@
       <w:tr>
         <w:tc>
           <w:tcPr>
+            <w:tcW w:w="1750" w:type="dxa"/>
             <w:shd w:val="clear" w:color="auto" w:fill="F2F2F2"/>
             <w:tcMar>
               <w:top w:w="50" w:type="dxa"/>
@@ -7081,7 +7082,6 @@
               <w:bottom w:w="50" w:type="dxa"/>
               <w:right w:w="80" w:type="dxa"/>
             </w:tcMar>
-            <w:tcW w:w="1750" w:type="dxa"/>
           </w:tcPr>
           <w:p>
             <w:r>
@@ -7095,6 +7095,7 @@
         </w:tc>
         <w:tc>
           <w:tcPr>
+            <w:tcW w:w="1700" w:type="dxa"/>
             <w:shd w:val="clear" w:color="auto" w:fill="F2F2F2"/>
             <w:tcMar>
               <w:top w:w="50" w:type="dxa"/>
@@ -7102,7 +7103,6 @@
               <w:bottom w:w="50" w:type="dxa"/>
               <w:right w:w="80" w:type="dxa"/>
             </w:tcMar>
-            <w:tcW w:w="1700" w:type="dxa"/>
           </w:tcPr>
           <w:p>
             <w:r>
@@ -7116,6 +7116,7 @@
         </w:tc>
         <w:tc>
           <w:tcPr>
+            <w:tcW w:w="4610" w:type="dxa"/>
             <w:shd w:val="clear" w:color="auto" w:fill="F2F2F2"/>
             <w:tcMar>
               <w:top w:w="50" w:type="dxa"/>
@@ -7123,7 +7124,6 @@
               <w:bottom w:w="50" w:type="dxa"/>
               <w:right w:w="80" w:type="dxa"/>
             </w:tcMar>
-            <w:tcW w:w="4610" w:type="dxa"/>
           </w:tcPr>
           <w:p>
             <w:r>
@@ -7137,6 +7137,7 @@
         </w:tc>
         <w:tc>
           <w:tcPr>
+            <w:tcW w:w="1300" w:type="dxa"/>
             <w:shd w:val="clear" w:color="auto" w:fill="F2F2F2"/>
             <w:tcMar>
               <w:top w:w="50" w:type="dxa"/>
@@ -7144,7 +7145,6 @@
               <w:bottom w:w="50" w:type="dxa"/>
               <w:right w:w="80" w:type="dxa"/>
             </w:tcMar>
-            <w:tcW w:w="1300" w:type="dxa"/>
           </w:tcPr>
           <w:p>
             <w:r>
@@ -7160,6 +7160,7 @@
       <w:tr>
         <w:tc>
           <w:tcPr>
+            <w:tcW w:w="1750" w:type="dxa"/>
             <w:shd w:val="clear" w:color="auto" w:fill="FFFFFF"/>
             <w:tcMar>
               <w:top w:w="50" w:type="dxa"/>
@@ -7167,7 +7168,6 @@
               <w:bottom w:w="50" w:type="dxa"/>
               <w:right w:w="80" w:type="dxa"/>
             </w:tcMar>
-            <w:tcW w:w="1750" w:type="dxa"/>
           </w:tcPr>
           <w:p>
             <w:r>
@@ -7181,6 +7181,7 @@
         </w:tc>
         <w:tc>
           <w:tcPr>
+            <w:tcW w:w="1700" w:type="dxa"/>
             <w:shd w:val="clear" w:color="auto" w:fill="FFFFFF"/>
             <w:tcMar>
               <w:top w:w="50" w:type="dxa"/>
@@ -7188,7 +7189,6 @@
               <w:bottom w:w="50" w:type="dxa"/>
               <w:right w:w="80" w:type="dxa"/>
             </w:tcMar>
-            <w:tcW w:w="1700" w:type="dxa"/>
           </w:tcPr>
           <w:p>
             <w:r>
@@ -7202,6 +7202,7 @@
         </w:tc>
         <w:tc>
           <w:tcPr>
+            <w:tcW w:w="4610" w:type="dxa"/>
             <w:shd w:val="clear" w:color="auto" w:fill="FFFFFF"/>
             <w:tcMar>
               <w:top w:w="50" w:type="dxa"/>
@@ -7209,7 +7210,6 @@
               <w:bottom w:w="50" w:type="dxa"/>
               <w:right w:w="80" w:type="dxa"/>
             </w:tcMar>
-            <w:tcW w:w="4610" w:type="dxa"/>
           </w:tcPr>
           <w:p>
             <w:r>
@@ -7223,6 +7223,7 @@
         </w:tc>
         <w:tc>
           <w:tcPr>
+            <w:tcW w:w="1300" w:type="dxa"/>
             <w:shd w:val="clear" w:color="auto" w:fill="FFFFFF"/>
             <w:tcMar>
               <w:top w:w="50" w:type="dxa"/>
@@ -7230,7 +7231,6 @@
               <w:bottom w:w="50" w:type="dxa"/>
               <w:right w:w="80" w:type="dxa"/>
             </w:tcMar>
-            <w:tcW w:w="1300" w:type="dxa"/>
           </w:tcPr>
           <w:p>
             <w:r>
@@ -7246,6 +7246,7 @@
       <w:tr>
         <w:tc>
           <w:tcPr>
+            <w:tcW w:w="1750" w:type="dxa"/>
             <w:shd w:val="clear" w:color="auto" w:fill="F2F2F2"/>
             <w:tcMar>
               <w:top w:w="50" w:type="dxa"/>
@@ -7253,7 +7254,6 @@
               <w:bottom w:w="50" w:type="dxa"/>
               <w:right w:w="80" w:type="dxa"/>
             </w:tcMar>
-            <w:tcW w:w="1750" w:type="dxa"/>
           </w:tcPr>
           <w:p>
             <w:r>
@@ -7267,6 +7267,7 @@
         </w:tc>
         <w:tc>
           <w:tcPr>
+            <w:tcW w:w="1700" w:type="dxa"/>
             <w:shd w:val="clear" w:color="auto" w:fill="F2F2F2"/>
             <w:tcMar>
               <w:top w:w="50" w:type="dxa"/>
@@ -7274,7 +7275,6 @@
               <w:bottom w:w="50" w:type="dxa"/>
               <w:right w:w="80" w:type="dxa"/>
             </w:tcMar>
-            <w:tcW w:w="1700" w:type="dxa"/>
           </w:tcPr>
           <w:p>
             <w:r>
@@ -7288,6 +7288,7 @@
         </w:tc>
         <w:tc>
           <w:tcPr>
+            <w:tcW w:w="4610" w:type="dxa"/>
             <w:shd w:val="clear" w:color="auto" w:fill="F2F2F2"/>
             <w:tcMar>
               <w:top w:w="50" w:type="dxa"/>
@@ -7295,7 +7296,6 @@
               <w:bottom w:w="50" w:type="dxa"/>
               <w:right w:w="80" w:type="dxa"/>
             </w:tcMar>
-            <w:tcW w:w="4610" w:type="dxa"/>
           </w:tcPr>
           <w:p>
             <w:r>
@@ -7309,6 +7309,7 @@
         </w:tc>
         <w:tc>
           <w:tcPr>
+            <w:tcW w:w="1300" w:type="dxa"/>
             <w:shd w:val="clear" w:color="auto" w:fill="F2F2F2"/>
             <w:tcMar>
               <w:top w:w="50" w:type="dxa"/>
@@ -7316,7 +7317,6 @@
               <w:bottom w:w="50" w:type="dxa"/>
               <w:right w:w="80" w:type="dxa"/>
             </w:tcMar>
-            <w:tcW w:w="1300" w:type="dxa"/>
           </w:tcPr>
           <w:p>
             <w:r>
